--- a/Docs/《孤城》——《综合挑战实践课II》2025-2026第2学期期末考试大作业报告.docx
+++ b/Docs/《孤城》——《综合挑战实践课II》2025-2026第2学期期末考试大作业报告.docx
@@ -197,7 +197,7 @@
               </wp:anchor>
             </w:drawing>
           </mc:Choice>
-          <mc:Fallback xmlns:w16du="http://schemas.microsoft.com/office/word/2023/wordml/word16du" xmlns:oel="http://schemas.microsoft.com/office/2019/extlst">
+          <mc:Fallback xmlns:oel="http://schemas.microsoft.com/office/2019/extlst" xmlns:w16du="http://schemas.microsoft.com/office/word/2023/wordml/word16du">
             <w:pict>
               <v:group w14:anchorId="5769B7CF" id="Group 2" o:spid="_x0000_s1026" style="position:absolute;left:0;text-align:left;margin-left:64.55pt;margin-top:2.7pt;width:304.45pt;height:78.75pt;z-index:251657728" coordorigin="2655,5187" coordsize="4829,1215" o:gfxdata="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">
                 <v:shapetype id="_x0000_t75" coordsize="21600,21600" o:spt="75" o:preferrelative="t" path="m@4@5l@4@11@9@11@9@5xe" filled="f" stroked="f">
@@ -8001,119 +8001,99 @@
     </w:p>
     <w:p>
       <w:pPr>
-        <w:spacing w:before="260" w:after="120" w:line="288" w:lineRule="auto"/>
+        <w:widowControl/>
+        <w:spacing w:before="100" w:beforeAutospacing="1" w:after="100" w:afterAutospacing="1"/>
         <w:jc w:val="left"/>
         <w:outlineLvl w:val="3"/>
         <w:rPr>
-          <w:rFonts w:ascii="宋体" w:hAnsi="宋体" w:cstheme="minorBidi"/>
-          <w:szCs w:val="22"/>
-        </w:rPr>
-      </w:pPr>
-      <w:bookmarkStart w:id="23" w:name="heading_26"/>
-      <w:r>
-        <w:rPr>
-          <w:b/>
-          <w:sz w:val="24"/>
-          <w:szCs w:val="22"/>
-        </w:rPr>
-        <w:t xml:space="preserve">3.4.3 </w:t>
-      </w:r>
-      <w:r>
-        <w:rPr>
-          <w:b/>
-          <w:sz w:val="24"/>
-          <w:szCs w:val="22"/>
-        </w:rPr>
-        <w:t>核心交互玩法</w:t>
-      </w:r>
-      <w:bookmarkEnd w:id="23"/>
-    </w:p>
-    <w:p>
-      <w:pPr>
-        <w:spacing w:before="120" w:after="120" w:line="288" w:lineRule="auto"/>
-        <w:jc w:val="left"/>
-        <w:rPr>
-          <w:rFonts w:ascii="宋体" w:hAnsi="宋体" w:cstheme="minorBidi"/>
-          <w:szCs w:val="22"/>
-        </w:rPr>
-      </w:pPr>
-    </w:p>
-    <w:p>
-      <w:pPr>
-        <w:spacing w:before="120" w:after="120" w:line="360" w:lineRule="auto"/>
-        <w:jc w:val="left"/>
-        <w:rPr>
-          <w:sz w:val="24"/>
-          <w:szCs w:val="22"/>
-        </w:rPr>
-      </w:pPr>
-      <w:r>
-        <w:rPr>
-          <w:b/>
-          <w:sz w:val="24"/>
-          <w:szCs w:val="22"/>
-        </w:rPr>
-        <w:t>弩箭射击</w:t>
-      </w:r>
-      <w:r>
-        <w:rPr>
-          <w:b/>
-          <w:sz w:val="24"/>
-          <w:szCs w:val="22"/>
-        </w:rPr>
-        <w:t>——</w:t>
-      </w:r>
-      <w:r>
-        <w:rPr>
-          <w:b/>
-          <w:sz w:val="24"/>
-          <w:szCs w:val="22"/>
-        </w:rPr>
-        <w:t>远程压制</w:t>
-      </w:r>
-      <w:r>
-        <w:rPr>
-          <w:sz w:val="24"/>
-          <w:szCs w:val="22"/>
-        </w:rPr>
-        <w:t>：玩家扣动扳机，箭矢从弩口生成，以</w:t>
-      </w:r>
-      <w:r>
-        <w:rPr>
-          <w:sz w:val="24"/>
-          <w:szCs w:val="22"/>
-        </w:rPr>
-        <w:t xml:space="preserve"> `shootForce = 2000` </w:t>
-      </w:r>
-      <w:r>
-        <w:rPr>
-          <w:sz w:val="24"/>
-          <w:szCs w:val="22"/>
-        </w:rPr>
-        <w:t>的瞬时物理力射出，伴随破空音效挂载在箭矢上跟随飞行。箭矢命中敌人触发</w:t>
-      </w:r>
-      <w:r>
-        <w:rPr>
-          <w:sz w:val="24"/>
-          <w:szCs w:val="22"/>
-        </w:rPr>
-        <w:t xml:space="preserve"> `SiegeManager.TriggerSuppressingFire()`</w:t>
-      </w:r>
-      <w:r>
-        <w:rPr>
-          <w:sz w:val="24"/>
-          <w:szCs w:val="22"/>
-        </w:rPr>
-        <w:t>。</w:t>
-      </w:r>
-    </w:p>
-    <w:p>
-      <w:pPr>
-        <w:spacing w:before="120" w:after="120" w:line="360" w:lineRule="auto"/>
-        <w:jc w:val="left"/>
-        <w:rPr>
-          <w:rFonts w:ascii="宋体" w:hAnsi="宋体" w:cstheme="minorBidi"/>
-          <w:szCs w:val="22"/>
+          <w:rFonts w:ascii="宋体" w:hAnsi="宋体" w:cs="宋体"/>
+          <w:b/>
+          <w:bCs/>
+          <w:kern w:val="0"/>
+          <w:sz w:val="24"/>
+        </w:rPr>
+      </w:pPr>
+      <w:r>
+        <w:rPr>
+          <w:rFonts w:ascii="宋体" w:hAnsi="宋体" w:cs="宋体"/>
+          <w:b/>
+          <w:bCs/>
+          <w:kern w:val="0"/>
+          <w:sz w:val="24"/>
+        </w:rPr>
+        <w:t>3.4.3 核心交互玩法</w:t>
+      </w:r>
+    </w:p>
+    <w:p>
+      <w:pPr>
+        <w:widowControl/>
+        <w:jc w:val="left"/>
+        <w:rPr>
+          <w:rFonts w:ascii="宋体" w:hAnsi="宋体" w:cs="宋体"/>
+          <w:kern w:val="0"/>
+          <w:sz w:val="24"/>
+        </w:rPr>
+      </w:pPr>
+    </w:p>
+    <w:p>
+      <w:pPr>
+        <w:widowControl/>
+        <w:jc w:val="left"/>
+        <w:rPr>
+          <w:rFonts w:ascii="宋体" w:hAnsi="宋体" w:cs="宋体"/>
+          <w:kern w:val="0"/>
+          <w:sz w:val="24"/>
+        </w:rPr>
+      </w:pPr>
+      <w:r>
+        <w:rPr>
+          <w:rFonts w:ascii="宋体" w:hAnsi="宋体" w:cs="宋体"/>
+          <w:kern w:val="0"/>
+          <w:sz w:val="24"/>
+        </w:rPr>
+        <w:t>整场战斗以时间线推进，玩家站在城墙上经历从远程压制到近身搏杀的全过程。</w:t>
+      </w:r>
+    </w:p>
+    <w:p>
+      <w:pPr>
+        <w:widowControl/>
+        <w:jc w:val="left"/>
+        <w:rPr>
+          <w:rFonts w:ascii="宋体" w:hAnsi="宋体" w:cs="宋体"/>
+          <w:kern w:val="0"/>
+          <w:sz w:val="24"/>
+        </w:rPr>
+      </w:pPr>
+    </w:p>
+    <w:p>
+      <w:pPr>
+        <w:widowControl/>
+        <w:jc w:val="left"/>
+        <w:rPr>
+          <w:rFonts w:ascii="宋体" w:hAnsi="宋体" w:cs="宋体"/>
+          <w:kern w:val="0"/>
+          <w:sz w:val="24"/>
+        </w:rPr>
+      </w:pPr>
+      <w:r>
+        <w:rPr>
+          <w:rFonts w:ascii="宋体" w:hAnsi="宋体" w:cs="宋体"/>
+          <w:b/>
+          <w:bCs/>
+          <w:kern w:val="0"/>
+          <w:sz w:val="24"/>
+        </w:rPr>
+        <w:t>① 远程压制与全局阻尼</w:t>
+      </w:r>
+    </w:p>
+    <w:p>
+      <w:pPr>
+        <w:widowControl/>
+        <w:jc w:val="center"/>
+        <w:rPr>
+          <w:rFonts w:ascii="宋体" w:hAnsi="宋体" w:cs="宋体"/>
+          <w:kern w:val="0"/>
+          <w:sz w:val="24"/>
         </w:rPr>
       </w:pPr>
       <w:r>
@@ -8124,7 +8104,7 @@
         </w:rPr>
         <w:lastRenderedPageBreak/>
         <w:drawing>
-          <wp:inline distT="0" distB="0" distL="0" distR="0" wp14:anchorId="120C60C5" wp14:editId="5ED7B304">
+          <wp:inline distT="0" distB="0" distL="0" distR="0" wp14:anchorId="1225592B" wp14:editId="3DDA918D">
             <wp:extent cx="2561866" cy="2070100"/>
             <wp:effectExtent l="0" t="0" r="0" b="6350"/>
             <wp:docPr id="9" name="图片 4">
@@ -8173,12 +8153,698 @@
           </wp:inline>
         </w:drawing>
       </w:r>
+    </w:p>
+    <w:p>
+      <w:pPr>
+        <w:widowControl/>
+        <w:jc w:val="left"/>
+        <w:rPr>
+          <w:rFonts w:ascii="宋体" w:hAnsi="宋体" w:cs="宋体" w:hint="eastAsia"/>
+          <w:kern w:val="0"/>
+          <w:sz w:val="24"/>
+        </w:rPr>
+      </w:pPr>
+      <w:r>
+        <w:rPr>
+          <w:rFonts w:ascii="宋体" w:hAnsi="宋体" w:cs="宋体"/>
+          <w:kern w:val="0"/>
+          <w:sz w:val="24"/>
+        </w:rPr>
+        <w:t>开局后，多个出兵点同时派出步兵方阵向城墙推进，侧翼骑兵冲向城门。玩家使用</w:t>
+      </w:r>
+      <w:r>
+        <w:rPr>
+          <w:rFonts w:ascii="宋体" w:hAnsi="宋体" w:cs="宋体"/>
+          <w:b/>
+          <w:bCs/>
+          <w:kern w:val="0"/>
+          <w:sz w:val="24"/>
+        </w:rPr>
+        <w:t>弩射击</w:t>
+      </w:r>
+      <w:r>
+        <w:rPr>
+          <w:rFonts w:ascii="宋体" w:hAnsi="宋体" w:cs="宋体"/>
+          <w:kern w:val="0"/>
+          <w:sz w:val="24"/>
+        </w:rPr>
+        <w:t>——扣动扳机后箭矢从弩口以 `shootForce = 2000` 的瞬时物理力射出。箭矢命中敌人触发全局阻尼系统：</w:t>
+      </w:r>
+    </w:p>
+    <w:p>
+      <w:pPr>
+        <w:widowControl/>
+        <w:jc w:val="left"/>
+        <w:rPr>
+          <w:rFonts w:ascii="宋体" w:hAnsi="宋体" w:cs="宋体"/>
+          <w:kern w:val="0"/>
+          <w:sz w:val="24"/>
+        </w:rPr>
+      </w:pPr>
+    </w:p>
+    <w:p>
+      <w:pPr>
+        <w:widowControl/>
+        <w:jc w:val="left"/>
+        <w:rPr>
+          <w:rFonts w:ascii="宋体" w:hAnsi="宋体" w:cs="宋体"/>
+          <w:kern w:val="0"/>
+          <w:sz w:val="24"/>
+        </w:rPr>
+      </w:pPr>
+      <w:r>
+        <w:rPr>
+          <w:rFonts w:ascii="宋体" w:hAnsi="宋体" w:cs="宋体"/>
+          <w:kern w:val="0"/>
+          <w:sz w:val="24"/>
+        </w:rPr>
+        <w:t xml:space="preserve">每次击杀将全局阻尼 `globalDamping` 瞬间压制到 </w:t>
+      </w:r>
+      <w:r>
+        <w:rPr>
+          <w:rFonts w:ascii="宋体" w:hAnsi="宋体" w:cs="宋体"/>
+          <w:b/>
+          <w:bCs/>
+          <w:kern w:val="0"/>
+          <w:sz w:val="24"/>
+        </w:rPr>
+        <w:t>10%</w:t>
+      </w:r>
+      <w:r>
+        <w:rPr>
+          <w:rFonts w:ascii="宋体" w:hAnsi="宋体" w:cs="宋体"/>
+          <w:kern w:val="0"/>
+          <w:sz w:val="24"/>
+        </w:rPr>
+        <w:t xml:space="preserve">，随后以 </w:t>
+      </w:r>
+      <w:r>
+        <w:rPr>
+          <w:rFonts w:ascii="宋体" w:hAnsi="宋体" w:cs="宋体"/>
+          <w:b/>
+          <w:bCs/>
+          <w:kern w:val="0"/>
+          <w:sz w:val="24"/>
+        </w:rPr>
+        <w:t>0.5/s</w:t>
+      </w:r>
+      <w:r>
+        <w:rPr>
+          <w:rFonts w:ascii="宋体" w:hAnsi="宋体" w:cs="宋体"/>
+          <w:kern w:val="0"/>
+          <w:sz w:val="24"/>
+        </w:rPr>
+        <w:t xml:space="preserve"> 恢复至 1.0。所有敌方单位（步兵、骑兵、攻城梯架设）的推进速度均乘以该系数——射得越准，压力越低。</w:t>
+      </w:r>
+    </w:p>
+    <w:p>
+      <w:pPr>
+        <w:widowControl/>
+        <w:jc w:val="center"/>
+        <w:rPr>
+          <w:rFonts w:ascii="宋体" w:hAnsi="宋体" w:cs="宋体"/>
+          <w:kern w:val="0"/>
+          <w:sz w:val="24"/>
+        </w:rPr>
+      </w:pPr>
       <w:r>
         <w:rPr>
           <w:noProof/>
-        </w:rPr>
-        <w:t xml:space="preserve"> </w:t>
-      </w:r>
+          <w:sz w:val="24"/>
+          <w:szCs w:val="22"/>
+        </w:rPr>
+        <w:drawing>
+          <wp:inline distT="0" distB="0" distL="0" distR="0" wp14:anchorId="761A3361" wp14:editId="663215C2">
+            <wp:extent cx="4210050" cy="2908762"/>
+            <wp:effectExtent l="0" t="0" r="0" b="6350"/>
+            <wp:docPr id="10" name="图形 10"/>
+            <wp:cNvGraphicFramePr>
+              <a:graphicFrameLocks xmlns:a="http://schemas.openxmlformats.org/drawingml/2006/main" noChangeAspect="1"/>
+            </wp:cNvGraphicFramePr>
+            <a:graphic xmlns:a="http://schemas.openxmlformats.org/drawingml/2006/main">
+              <a:graphicData uri="http://schemas.openxmlformats.org/drawingml/2006/picture">
+                <pic:pic xmlns:pic="http://schemas.openxmlformats.org/drawingml/2006/picture">
+                  <pic:nvPicPr>
+                    <pic:cNvPr id="1" name=""/>
+                    <pic:cNvPicPr/>
+                  </pic:nvPicPr>
+                  <pic:blipFill>
+                    <a:blip r:embed="rId23">
+                      <a:extLst>
+                        <a:ext uri="{96DAC541-7B7A-43D3-8B79-37D633B846F1}">
+                          <asvg:svgBlip xmlns:asvg="http://schemas.microsoft.com/office/drawing/2016/SVG/main" r:embed="rId24"/>
+                        </a:ext>
+                      </a:extLst>
+                    </a:blip>
+                    <a:stretch>
+                      <a:fillRect/>
+                    </a:stretch>
+                  </pic:blipFill>
+                  <pic:spPr>
+                    <a:xfrm>
+                      <a:off x="0" y="0"/>
+                      <a:ext cx="4212916" cy="2910742"/>
+                    </a:xfrm>
+                    <a:prstGeom prst="rect">
+                      <a:avLst/>
+                    </a:prstGeom>
+                  </pic:spPr>
+                </pic:pic>
+              </a:graphicData>
+            </a:graphic>
+          </wp:inline>
+        </w:drawing>
+      </w:r>
+    </w:p>
+    <w:p>
+      <w:pPr>
+        <w:widowControl/>
+        <w:jc w:val="left"/>
+        <w:rPr>
+          <w:rFonts w:ascii="宋体" w:hAnsi="宋体" w:cs="宋体"/>
+          <w:kern w:val="0"/>
+          <w:sz w:val="24"/>
+        </w:rPr>
+      </w:pPr>
+    </w:p>
+    <w:p>
+      <w:pPr>
+        <w:widowControl/>
+        <w:jc w:val="left"/>
+        <w:rPr>
+          <w:rFonts w:ascii="宋体" w:hAnsi="宋体" w:cs="宋体"/>
+          <w:kern w:val="0"/>
+          <w:sz w:val="24"/>
+        </w:rPr>
+      </w:pPr>
+      <w:r>
+        <w:rPr>
+          <w:rFonts w:ascii="宋体" w:hAnsi="宋体" w:cs="宋体"/>
+          <w:b/>
+          <w:bCs/>
+          <w:kern w:val="0"/>
+          <w:sz w:val="24"/>
+        </w:rPr>
+        <w:t>② 躲避箭雨</w:t>
+      </w:r>
+    </w:p>
+    <w:p>
+      <w:pPr>
+        <w:widowControl/>
+        <w:jc w:val="left"/>
+        <w:rPr>
+          <w:rFonts w:ascii="宋体" w:hAnsi="宋体" w:cs="宋体"/>
+          <w:kern w:val="0"/>
+          <w:sz w:val="24"/>
+        </w:rPr>
+      </w:pPr>
+    </w:p>
+    <w:p>
+      <w:pPr>
+        <w:widowControl/>
+        <w:jc w:val="left"/>
+        <w:rPr>
+          <w:rFonts w:ascii="宋体" w:hAnsi="宋体" w:cs="宋体"/>
+          <w:kern w:val="0"/>
+          <w:sz w:val="24"/>
+        </w:rPr>
+      </w:pPr>
+      <w:r>
+        <w:rPr>
+          <w:rFonts w:ascii="宋体" w:hAnsi="宋体" w:cs="宋体"/>
+          <w:kern w:val="0"/>
+          <w:sz w:val="24"/>
+        </w:rPr>
+        <w:t xml:space="preserve">战斗开始 5 秒后第一波箭雨降临，此后每 15 秒一轮循环。每波 </w:t>
+      </w:r>
+      <w:r>
+        <w:rPr>
+          <w:rFonts w:ascii="宋体" w:hAnsi="宋体" w:cs="宋体"/>
+          <w:b/>
+          <w:bCs/>
+          <w:kern w:val="0"/>
+          <w:sz w:val="24"/>
+        </w:rPr>
+        <w:t>100 支箭</w:t>
+      </w:r>
+      <w:r>
+        <w:rPr>
+          <w:rFonts w:ascii="宋体" w:hAnsi="宋体" w:cs="宋体"/>
+          <w:kern w:val="0"/>
+          <w:sz w:val="24"/>
+        </w:rPr>
+        <w:t xml:space="preserve"> 在城墙区域内随机落点，通过运动学反向求解弹道（固定飞行时间 1.8 秒，从起止点反算初速度）。玩家必须真实下蹲或侧移躲避。被击中时屏幕闪红（Mesh 包裹摄像机，透明度 60%→0 渐变消退），箭矢挂载在玩家身上 5 秒后自动销毁。</w:t>
+      </w:r>
+    </w:p>
+    <w:p>
+      <w:pPr>
+        <w:widowControl/>
+        <w:jc w:val="left"/>
+        <w:rPr>
+          <w:rFonts w:ascii="宋体" w:hAnsi="宋体" w:cs="宋体"/>
+          <w:kern w:val="0"/>
+          <w:sz w:val="24"/>
+        </w:rPr>
+      </w:pPr>
+    </w:p>
+    <w:p>
+      <w:pPr>
+        <w:widowControl/>
+        <w:jc w:val="left"/>
+        <w:rPr>
+          <w:rFonts w:ascii="宋体" w:hAnsi="宋体" w:cs="宋体"/>
+          <w:kern w:val="0"/>
+          <w:sz w:val="24"/>
+        </w:rPr>
+      </w:pPr>
+      <w:r>
+        <w:rPr>
+          <w:rFonts w:ascii="宋体" w:hAnsi="宋体" w:cs="宋体"/>
+          <w:b/>
+          <w:bCs/>
+          <w:kern w:val="0"/>
+          <w:sz w:val="24"/>
+        </w:rPr>
+        <w:t>③ 云梯架设与死士激活</w:t>
+      </w:r>
+    </w:p>
+    <w:p>
+      <w:pPr>
+        <w:widowControl/>
+        <w:jc w:val="left"/>
+        <w:rPr>
+          <w:rFonts w:ascii="宋体" w:hAnsi="宋体" w:cs="宋体"/>
+          <w:kern w:val="0"/>
+          <w:sz w:val="24"/>
+        </w:rPr>
+      </w:pPr>
+    </w:p>
+    <w:p>
+      <w:pPr>
+        <w:widowControl/>
+        <w:jc w:val="left"/>
+        <w:rPr>
+          <w:rFonts w:ascii="宋体" w:hAnsi="宋体" w:cs="宋体"/>
+          <w:kern w:val="0"/>
+          <w:sz w:val="24"/>
+        </w:rPr>
+      </w:pPr>
+      <w:r>
+        <w:rPr>
+          <w:rFonts w:ascii="宋体" w:hAnsi="宋体" w:cs="宋体"/>
+          <w:kern w:val="0"/>
+          <w:sz w:val="24"/>
+        </w:rPr>
+        <w:lastRenderedPageBreak/>
+        <w:t>步兵指挥官（SquadCommander）携带云梯走向城墙，受全局阻尼调控速度。到达后经水平距离 + 路径完整性双重校验确认到位，关闭 NavMeshAgent，触发架梯动画——云梯 2 秒内竖起。</w:t>
+      </w:r>
+    </w:p>
+    <w:p>
+      <w:pPr>
+        <w:widowControl/>
+        <w:jc w:val="left"/>
+        <w:rPr>
+          <w:rFonts w:ascii="宋体" w:hAnsi="宋体" w:cs="宋体"/>
+          <w:kern w:val="0"/>
+          <w:sz w:val="24"/>
+        </w:rPr>
+      </w:pPr>
+    </w:p>
+    <w:p>
+      <w:pPr>
+        <w:widowControl/>
+        <w:jc w:val="left"/>
+        <w:rPr>
+          <w:rFonts w:ascii="宋体" w:hAnsi="宋体" w:cs="宋体"/>
+          <w:kern w:val="0"/>
+          <w:sz w:val="24"/>
+        </w:rPr>
+      </w:pPr>
+      <w:r>
+        <w:rPr>
+          <w:rFonts w:ascii="宋体" w:hAnsi="宋体" w:cs="宋体"/>
+          <w:kern w:val="0"/>
+          <w:sz w:val="24"/>
+        </w:rPr>
+        <w:t>BattleDirector 在开战时记录每一路云梯的实例，当</w:t>
+      </w:r>
+      <w:r>
+        <w:rPr>
+          <w:rFonts w:ascii="宋体" w:hAnsi="宋体" w:cs="宋体"/>
+          <w:b/>
+          <w:bCs/>
+          <w:kern w:val="0"/>
+          <w:sz w:val="24"/>
+        </w:rPr>
+        <w:t>指定路线的云梯架好</w:t>
+      </w:r>
+      <w:r>
+        <w:rPr>
+          <w:rFonts w:ascii="宋体" w:hAnsi="宋体" w:cs="宋体"/>
+          <w:kern w:val="0"/>
+          <w:sz w:val="24"/>
+        </w:rPr>
+        <w:t>时，死士激活链路启动：</w:t>
+      </w:r>
+    </w:p>
+    <w:p>
+      <w:pPr>
+        <w:widowControl/>
+        <w:jc w:val="left"/>
+        <w:rPr>
+          <w:rFonts w:ascii="宋体" w:hAnsi="宋体" w:cs="宋体"/>
+          <w:kern w:val="0"/>
+          <w:sz w:val="24"/>
+        </w:rPr>
+      </w:pPr>
+    </w:p>
+    <w:p>
+      <w:pPr>
+        <w:widowControl/>
+        <w:jc w:val="left"/>
+        <w:rPr>
+          <w:rFonts w:ascii="宋体" w:hAnsi="宋体" w:cs="宋体"/>
+          <w:kern w:val="0"/>
+          <w:sz w:val="24"/>
+        </w:rPr>
+      </w:pPr>
+      <w:r>
+        <w:rPr>
+          <w:rFonts w:ascii="宋体" w:hAnsi="宋体" w:cs="宋体"/>
+          <w:kern w:val="0"/>
+          <w:sz w:val="24"/>
+        </w:rPr>
+        <w:t>死士不能通过远程攻击击杀，必须近身格斗。</w:t>
+      </w:r>
+    </w:p>
+    <w:p>
+      <w:pPr>
+        <w:widowControl/>
+        <w:jc w:val="left"/>
+        <w:rPr>
+          <w:rFonts w:ascii="宋体" w:hAnsi="宋体" w:cs="宋体"/>
+          <w:kern w:val="0"/>
+          <w:sz w:val="24"/>
+        </w:rPr>
+      </w:pPr>
+    </w:p>
+    <w:p>
+      <w:pPr>
+        <w:widowControl/>
+        <w:jc w:val="left"/>
+        <w:rPr>
+          <w:rFonts w:ascii="宋体" w:hAnsi="宋体" w:cs="宋体"/>
+          <w:kern w:val="0"/>
+          <w:sz w:val="24"/>
+        </w:rPr>
+      </w:pPr>
+      <w:r>
+        <w:rPr>
+          <w:rFonts w:ascii="宋体" w:hAnsi="宋体" w:cs="宋体"/>
+          <w:b/>
+          <w:bCs/>
+          <w:kern w:val="0"/>
+          <w:sz w:val="24"/>
+        </w:rPr>
+        <w:t>④ 翻墙追逐</w:t>
+      </w:r>
+    </w:p>
+    <w:p>
+      <w:pPr>
+        <w:widowControl/>
+        <w:jc w:val="left"/>
+        <w:rPr>
+          <w:rFonts w:ascii="宋体" w:hAnsi="宋体" w:cs="宋体"/>
+          <w:kern w:val="0"/>
+          <w:sz w:val="24"/>
+        </w:rPr>
+      </w:pPr>
+    </w:p>
+    <w:p>
+      <w:pPr>
+        <w:widowControl/>
+        <w:jc w:val="left"/>
+        <w:rPr>
+          <w:rFonts w:ascii="宋体" w:hAnsi="宋体" w:cs="宋体"/>
+          <w:kern w:val="0"/>
+          <w:sz w:val="24"/>
+        </w:rPr>
+      </w:pPr>
+      <w:r>
+        <w:rPr>
+          <w:rFonts w:ascii="宋体" w:hAnsi="宋体" w:cs="宋体"/>
+          <w:kern w:val="0"/>
+          <w:sz w:val="24"/>
+        </w:rPr>
+        <w:t>死士激活后沿云梯攀爬 → 翻越垛口（1.5 秒翻越动画）→ 落地后 `agent.Warp()` 吸附到 NavMesh → 以 `runSpeed = 4` 追逐玩家。追逐中所有水平距离判断</w:t>
+      </w:r>
+      <w:r>
+        <w:rPr>
+          <w:rFonts w:ascii="宋体" w:hAnsi="宋体" w:cs="宋体"/>
+          <w:b/>
+          <w:bCs/>
+          <w:kern w:val="0"/>
+          <w:sz w:val="24"/>
+        </w:rPr>
+        <w:t>忽略 Y 轴</w:t>
+      </w:r>
+      <w:r>
+        <w:rPr>
+          <w:rFonts w:ascii="宋体" w:hAnsi="宋体" w:cs="宋体"/>
+          <w:kern w:val="0"/>
+          <w:sz w:val="24"/>
+        </w:rPr>
+        <w:t>，消除 VR 身高差异的影响</w:t>
+      </w:r>
+      <w:r>
+        <w:rPr>
+          <w:rFonts w:ascii="宋体" w:hAnsi="宋体" w:cs="宋体" w:hint="eastAsia"/>
+          <w:kern w:val="0"/>
+          <w:sz w:val="24"/>
+        </w:rPr>
+        <w:t>，</w:t>
+      </w:r>
+      <w:r>
+        <w:rPr>
+          <w:rFonts w:ascii="宋体" w:hAnsi="宋体" w:cs="宋体"/>
+          <w:kern w:val="0"/>
+          <w:sz w:val="24"/>
+        </w:rPr>
+        <w:t>当水平距离 ≤ 1.5m 时进入格斗阶段。</w:t>
+      </w:r>
+    </w:p>
+    <w:p>
+      <w:pPr>
+        <w:widowControl/>
+        <w:jc w:val="left"/>
+        <w:rPr>
+          <w:rFonts w:ascii="宋体" w:hAnsi="宋体" w:cs="宋体"/>
+          <w:kern w:val="0"/>
+          <w:sz w:val="24"/>
+        </w:rPr>
+      </w:pPr>
+    </w:p>
+    <w:p>
+      <w:pPr>
+        <w:widowControl/>
+        <w:jc w:val="left"/>
+        <w:rPr>
+          <w:rFonts w:ascii="宋体" w:hAnsi="宋体" w:cs="宋体"/>
+          <w:kern w:val="0"/>
+          <w:sz w:val="24"/>
+        </w:rPr>
+      </w:pPr>
+      <w:r>
+        <w:rPr>
+          <w:rFonts w:ascii="宋体" w:hAnsi="宋体" w:cs="宋体"/>
+          <w:b/>
+          <w:bCs/>
+          <w:kern w:val="0"/>
+          <w:sz w:val="24"/>
+        </w:rPr>
+        <w:t>⑤ 近身格斗</w:t>
+      </w:r>
+    </w:p>
+    <w:p>
+      <w:pPr>
+        <w:widowControl/>
+        <w:jc w:val="left"/>
+        <w:rPr>
+          <w:rFonts w:ascii="宋体" w:hAnsi="宋体" w:cs="宋体"/>
+          <w:kern w:val="0"/>
+          <w:sz w:val="24"/>
+        </w:rPr>
+      </w:pPr>
+    </w:p>
+    <w:p>
+      <w:pPr>
+        <w:widowControl/>
+        <w:jc w:val="left"/>
+        <w:rPr>
+          <w:rFonts w:ascii="宋体" w:hAnsi="宋体" w:cs="宋体"/>
+          <w:kern w:val="0"/>
+          <w:sz w:val="24"/>
+        </w:rPr>
+      </w:pPr>
+      <w:r>
+        <w:rPr>
+          <w:rFonts w:ascii="宋体" w:hAnsi="宋体" w:cs="宋体"/>
+          <w:kern w:val="0"/>
+          <w:sz w:val="24"/>
+        </w:rPr>
+        <w:t xml:space="preserve">死士由一套 </w:t>
+      </w:r>
+      <w:r>
+        <w:rPr>
+          <w:rFonts w:ascii="宋体" w:hAnsi="宋体" w:cs="宋体"/>
+          <w:b/>
+          <w:bCs/>
+          <w:kern w:val="0"/>
+          <w:sz w:val="24"/>
+        </w:rPr>
+        <w:t>4 状态 FSM</w:t>
+      </w:r>
+      <w:r>
+        <w:rPr>
+          <w:rFonts w:ascii="宋体" w:hAnsi="宋体" w:cs="宋体"/>
+          <w:kern w:val="0"/>
+          <w:sz w:val="24"/>
+        </w:rPr>
+        <w:t xml:space="preserve"> 驱动，与 Animator 联动：</w:t>
+      </w:r>
+    </w:p>
+    <w:p>
+      <w:pPr>
+        <w:widowControl/>
+        <w:jc w:val="left"/>
+        <w:rPr>
+          <w:rFonts w:ascii="宋体" w:hAnsi="宋体" w:cs="宋体"/>
+          <w:kern w:val="0"/>
+          <w:sz w:val="24"/>
+        </w:rPr>
+      </w:pPr>
+    </w:p>
+    <w:p>
+      <w:pPr>
+        <w:widowControl/>
+        <w:tabs>
+          <w:tab w:val="left" w:pos="916"/>
+          <w:tab w:val="left" w:pos="1832"/>
+          <w:tab w:val="left" w:pos="2748"/>
+          <w:tab w:val="left" w:pos="3664"/>
+          <w:tab w:val="left" w:pos="4580"/>
+          <w:tab w:val="left" w:pos="5496"/>
+          <w:tab w:val="left" w:pos="6412"/>
+          <w:tab w:val="left" w:pos="7328"/>
+          <w:tab w:val="left" w:pos="8244"/>
+          <w:tab w:val="left" w:pos="9160"/>
+          <w:tab w:val="left" w:pos="10076"/>
+          <w:tab w:val="left" w:pos="10992"/>
+          <w:tab w:val="left" w:pos="11908"/>
+          <w:tab w:val="left" w:pos="12824"/>
+          <w:tab w:val="left" w:pos="13740"/>
+          <w:tab w:val="left" w:pos="14656"/>
+        </w:tabs>
+        <w:jc w:val="left"/>
+        <w:rPr>
+          <w:rFonts w:ascii="宋体" w:hAnsi="宋体" w:cs="宋体"/>
+          <w:kern w:val="0"/>
+          <w:sz w:val="24"/>
+        </w:rPr>
+      </w:pPr>
+      <w:r>
+        <w:rPr>
+          <w:rFonts w:ascii="宋体" w:hAnsi="宋体" w:cs="宋体"/>
+          <w:kern w:val="0"/>
+          <w:sz w:val="24"/>
+        </w:rPr>
+        <w:t>Attack ──(被格挡)──→ Stagger（1.5s 后恢复攻击）</w:t>
+      </w:r>
+    </w:p>
+    <w:p>
+      <w:pPr>
+        <w:widowControl/>
+        <w:tabs>
+          <w:tab w:val="left" w:pos="916"/>
+          <w:tab w:val="left" w:pos="1832"/>
+          <w:tab w:val="left" w:pos="2748"/>
+          <w:tab w:val="left" w:pos="3664"/>
+          <w:tab w:val="left" w:pos="4580"/>
+          <w:tab w:val="left" w:pos="5496"/>
+          <w:tab w:val="left" w:pos="6412"/>
+          <w:tab w:val="left" w:pos="7328"/>
+          <w:tab w:val="left" w:pos="8244"/>
+          <w:tab w:val="left" w:pos="9160"/>
+          <w:tab w:val="left" w:pos="10076"/>
+          <w:tab w:val="left" w:pos="10992"/>
+          <w:tab w:val="left" w:pos="11908"/>
+          <w:tab w:val="left" w:pos="12824"/>
+          <w:tab w:val="left" w:pos="13740"/>
+          <w:tab w:val="left" w:pos="14656"/>
+        </w:tabs>
+        <w:jc w:val="left"/>
+        <w:rPr>
+          <w:rFonts w:ascii="宋体" w:hAnsi="宋体" w:cs="宋体"/>
+          <w:kern w:val="0"/>
+          <w:sz w:val="24"/>
+        </w:rPr>
+      </w:pPr>
+      <w:r>
+        <w:rPr>
+          <w:rFonts w:ascii="宋体" w:hAnsi="宋体" w:cs="宋体"/>
+          <w:kern w:val="0"/>
+          <w:sz w:val="24"/>
+        </w:rPr>
+        <w:t>Attack ──(被击中)──→ HitBack（1s 后恢复攻击）</w:t>
+      </w:r>
+    </w:p>
+    <w:p>
+      <w:pPr>
+        <w:widowControl/>
+        <w:tabs>
+          <w:tab w:val="left" w:pos="916"/>
+          <w:tab w:val="left" w:pos="1832"/>
+          <w:tab w:val="left" w:pos="2748"/>
+          <w:tab w:val="left" w:pos="3664"/>
+          <w:tab w:val="left" w:pos="4580"/>
+          <w:tab w:val="left" w:pos="5496"/>
+          <w:tab w:val="left" w:pos="6412"/>
+          <w:tab w:val="left" w:pos="7328"/>
+          <w:tab w:val="left" w:pos="8244"/>
+          <w:tab w:val="left" w:pos="9160"/>
+          <w:tab w:val="left" w:pos="10076"/>
+          <w:tab w:val="left" w:pos="10992"/>
+          <w:tab w:val="left" w:pos="11908"/>
+          <w:tab w:val="left" w:pos="12824"/>
+          <w:tab w:val="left" w:pos="13740"/>
+          <w:tab w:val="left" w:pos="14656"/>
+        </w:tabs>
+        <w:jc w:val="left"/>
+        <w:rPr>
+          <w:rFonts w:ascii="宋体" w:hAnsi="宋体" w:cs="宋体"/>
+          <w:kern w:val="0"/>
+          <w:sz w:val="24"/>
+        </w:rPr>
+      </w:pPr>
+      <w:r>
+        <w:rPr>
+          <w:rFonts w:ascii="宋体" w:hAnsi="宋体" w:cs="宋体"/>
+          <w:kern w:val="0"/>
+          <w:sz w:val="24"/>
+        </w:rPr>
+        <w:t>HitBack ─(HP≤0)───→ KnockedDown（战败）</w:t>
+      </w:r>
+    </w:p>
+    <w:p>
+      <w:pPr>
+        <w:widowControl/>
+        <w:jc w:val="center"/>
+        <w:rPr>
+          <w:rFonts w:ascii="宋体" w:hAnsi="宋体" w:cs="宋体"/>
+          <w:kern w:val="0"/>
+          <w:sz w:val="24"/>
+        </w:rPr>
+      </w:pPr>
       <w:r>
         <w:rPr>
           <w:rFonts w:ascii="宋体" w:hAnsi="宋体" w:cstheme="minorBidi"/>
@@ -8186,7 +8852,7 @@
           <w:szCs w:val="22"/>
         </w:rPr>
         <w:drawing>
-          <wp:inline distT="0" distB="0" distL="0" distR="0" wp14:anchorId="53A1CD2B" wp14:editId="025A0EF2">
+          <wp:inline distT="0" distB="0" distL="0" distR="0" wp14:anchorId="651ABAED" wp14:editId="4D81F269">
             <wp:extent cx="2317750" cy="2102978"/>
             <wp:effectExtent l="0" t="0" r="6350" b="0"/>
             <wp:docPr id="11" name="图片 6">
@@ -8215,7 +8881,7 @@
                     </pic:cNvPicPr>
                   </pic:nvPicPr>
                   <pic:blipFill>
-                    <a:blip r:embed="rId23"/>
+                    <a:blip r:embed="rId25"/>
                     <a:stretch>
                       <a:fillRect/>
                     </a:stretch>
@@ -8238,502 +8904,6 @@
     </w:p>
     <w:p>
       <w:pPr>
-        <w:spacing w:before="120" w:after="120" w:line="288" w:lineRule="auto"/>
-        <w:jc w:val="left"/>
-        <w:rPr>
-          <w:rFonts w:ascii="宋体" w:hAnsi="宋体" w:cstheme="minorBidi"/>
-          <w:szCs w:val="22"/>
-        </w:rPr>
-      </w:pPr>
-    </w:p>
-    <w:p>
-      <w:pPr>
-        <w:spacing w:before="120" w:after="120" w:line="360" w:lineRule="auto"/>
-        <w:jc w:val="left"/>
-        <w:rPr>
-          <w:rFonts w:ascii="宋体" w:hAnsi="宋体" w:cstheme="minorBidi"/>
-          <w:szCs w:val="22"/>
-        </w:rPr>
-      </w:pPr>
-      <w:r>
-        <w:rPr>
-          <w:b/>
-          <w:sz w:val="24"/>
-          <w:szCs w:val="22"/>
-        </w:rPr>
-        <w:t>全局阻尼系统</w:t>
-      </w:r>
-      <w:r>
-        <w:rPr>
-          <w:sz w:val="24"/>
-          <w:szCs w:val="22"/>
-        </w:rPr>
-        <w:t>：连接玩家命中率与生存压力的核心纽带。每次击杀将全局阻尼</w:t>
-      </w:r>
-      <w:r>
-        <w:rPr>
-          <w:sz w:val="24"/>
-          <w:szCs w:val="22"/>
-        </w:rPr>
-        <w:t xml:space="preserve"> `globalDamping` </w:t>
-      </w:r>
-      <w:r>
-        <w:rPr>
-          <w:sz w:val="24"/>
-          <w:szCs w:val="22"/>
-        </w:rPr>
-        <w:t>瞬间压制到</w:t>
-      </w:r>
-      <w:r>
-        <w:rPr>
-          <w:sz w:val="24"/>
-          <w:szCs w:val="22"/>
-        </w:rPr>
-        <w:t xml:space="preserve"> 0.1</w:t>
-      </w:r>
-      <w:r>
-        <w:rPr>
-          <w:sz w:val="24"/>
-          <w:szCs w:val="22"/>
-        </w:rPr>
-        <w:t>（</w:t>
-      </w:r>
-      <w:r>
-        <w:rPr>
-          <w:sz w:val="24"/>
-          <w:szCs w:val="22"/>
-        </w:rPr>
-        <w:t>10%</w:t>
-      </w:r>
-      <w:r>
-        <w:rPr>
-          <w:sz w:val="24"/>
-          <w:szCs w:val="22"/>
-        </w:rPr>
-        <w:t>），然后以</w:t>
-      </w:r>
-      <w:r>
-        <w:rPr>
-          <w:sz w:val="24"/>
-          <w:szCs w:val="22"/>
-        </w:rPr>
-        <w:t xml:space="preserve"> 0.5/s </w:t>
-      </w:r>
-      <w:r>
-        <w:rPr>
-          <w:sz w:val="24"/>
-          <w:szCs w:val="22"/>
-        </w:rPr>
-        <w:t>缓慢恢复至</w:t>
-      </w:r>
-      <w:r>
-        <w:rPr>
-          <w:sz w:val="24"/>
-          <w:szCs w:val="22"/>
-        </w:rPr>
-        <w:t xml:space="preserve"> 1.0</w:t>
-      </w:r>
-      <w:r>
-        <w:rPr>
-          <w:sz w:val="24"/>
-          <w:szCs w:val="22"/>
-        </w:rPr>
-        <w:t>。所有敌方单位（步兵、骑兵、攻城梯架设）的推进速度均乘以该系数</w:t>
-      </w:r>
-      <w:r>
-        <w:rPr>
-          <w:sz w:val="24"/>
-          <w:szCs w:val="22"/>
-        </w:rPr>
-        <w:t>——</w:t>
-      </w:r>
-      <w:r>
-        <w:rPr>
-          <w:sz w:val="24"/>
-          <w:szCs w:val="22"/>
-        </w:rPr>
-        <w:t>射得越准，压力越低。</w:t>
-      </w:r>
-    </w:p>
-    <w:p>
-      <w:pPr>
-        <w:spacing w:before="120" w:after="120" w:line="288" w:lineRule="auto"/>
-        <w:jc w:val="left"/>
-        <w:rPr>
-          <w:rFonts w:ascii="宋体" w:hAnsi="宋体" w:cstheme="minorBidi"/>
-          <w:szCs w:val="22"/>
-        </w:rPr>
-      </w:pPr>
-    </w:p>
-    <w:tbl>
-      <w:tblPr>
-        <w:tblW w:w="0" w:type="auto"/>
-        <w:tblBorders>
-          <w:top w:val="single" w:sz="0" w:space="0" w:color="DEE0E3"/>
-          <w:left w:val="single" w:sz="0" w:space="0" w:color="DEE0E3"/>
-          <w:bottom w:val="single" w:sz="0" w:space="0" w:color="DEE0E3"/>
-          <w:right w:val="single" w:sz="0" w:space="0" w:color="DEE0E3"/>
-          <w:insideH w:val="single" w:sz="0" w:space="0" w:color="DEE0E3"/>
-          <w:insideV w:val="single" w:sz="0" w:space="0" w:color="DEE0E3"/>
-        </w:tblBorders>
-        <w:tblLayout w:type="fixed"/>
-        <w:tblCellMar>
-          <w:left w:w="10" w:type="dxa"/>
-          <w:right w:w="10" w:type="dxa"/>
-        </w:tblCellMar>
-        <w:tblLook w:val="0000" w:firstRow="0" w:lastRow="0" w:firstColumn="0" w:lastColumn="0" w:noHBand="0" w:noVBand="0"/>
-      </w:tblPr>
-      <w:tblGrid>
-        <w:gridCol w:w="8280"/>
-      </w:tblGrid>
-      <w:tr>
-        <w:tc>
-          <w:tcPr>
-            <w:tcW w:w="8280" w:type="dxa"/>
-            <w:shd w:val="clear" w:color="auto" w:fill="F5F6F7"/>
-            <w:tcMar>
-              <w:top w:w="60" w:type="dxa"/>
-              <w:left w:w="120" w:type="dxa"/>
-              <w:bottom w:w="30" w:type="dxa"/>
-              <w:right w:w="120" w:type="dxa"/>
-            </w:tcMar>
-          </w:tcPr>
-          <w:p>
-            <w:pPr>
-              <w:spacing w:before="120" w:after="120" w:line="360" w:lineRule="auto"/>
-              <w:jc w:val="left"/>
-              <w:rPr>
-                <w:rFonts w:ascii="宋体" w:hAnsi="宋体" w:cstheme="minorBidi"/>
-                <w:szCs w:val="22"/>
-              </w:rPr>
-            </w:pPr>
-            <w:r>
-              <w:rPr>
-                <w:sz w:val="24"/>
-                <w:szCs w:val="22"/>
-              </w:rPr>
-              <w:t>public void TriggerSuppressingFire() { globalDamping = 0.1f; }</w:t>
-            </w:r>
-            <w:r>
-              <w:rPr>
-                <w:sz w:val="24"/>
-                <w:szCs w:val="22"/>
-              </w:rPr>
-              <w:br/>
-            </w:r>
-            <w:r>
-              <w:rPr>
-                <w:sz w:val="24"/>
-                <w:szCs w:val="22"/>
-              </w:rPr>
-              <w:br/>
-              <w:t>void Update()</w:t>
-            </w:r>
-            <w:r>
-              <w:rPr>
-                <w:sz w:val="24"/>
-                <w:szCs w:val="22"/>
-              </w:rPr>
-              <w:br/>
-              <w:t>{</w:t>
-            </w:r>
-            <w:r>
-              <w:rPr>
-                <w:sz w:val="24"/>
-                <w:szCs w:val="22"/>
-              </w:rPr>
-              <w:br/>
-              <w:t xml:space="preserve">    float currentSpeed = baseAdvanceSpeed * globalDamping;</w:t>
-            </w:r>
-            <w:r>
-              <w:rPr>
-                <w:sz w:val="24"/>
-                <w:szCs w:val="22"/>
-              </w:rPr>
-              <w:br/>
-              <w:t xml:space="preserve">    siegeProgress += currentSpeed * Time.deltaTime;</w:t>
-            </w:r>
-            <w:r>
-              <w:rPr>
-                <w:sz w:val="24"/>
-                <w:szCs w:val="22"/>
-              </w:rPr>
-              <w:br/>
-              <w:t xml:space="preserve">    if (globalDamping &lt; 1f)</w:t>
-            </w:r>
-            <w:r>
-              <w:rPr>
-                <w:sz w:val="24"/>
-                <w:szCs w:val="22"/>
-              </w:rPr>
-              <w:br/>
-              <w:t xml:space="preserve">        globalDamping += dampingRecoveryRate * Time.deltaTime;</w:t>
-            </w:r>
-            <w:r>
-              <w:rPr>
-                <w:sz w:val="24"/>
-                <w:szCs w:val="22"/>
-              </w:rPr>
-              <w:br/>
-              <w:t>}</w:t>
-            </w:r>
-          </w:p>
-        </w:tc>
-      </w:tr>
-    </w:tbl>
-    <w:p>
-      <w:pPr>
-        <w:spacing w:before="120" w:after="120" w:line="288" w:lineRule="auto"/>
-        <w:jc w:val="left"/>
-        <w:rPr>
-          <w:rFonts w:ascii="宋体" w:hAnsi="宋体" w:cstheme="minorBidi"/>
-          <w:szCs w:val="22"/>
-        </w:rPr>
-      </w:pPr>
-    </w:p>
-    <w:p>
-      <w:pPr>
-        <w:spacing w:before="120" w:after="120" w:line="288" w:lineRule="auto"/>
-        <w:jc w:val="center"/>
-        <w:rPr>
-          <w:rFonts w:ascii="宋体" w:hAnsi="宋体" w:cstheme="minorBidi"/>
-          <w:szCs w:val="22"/>
-        </w:rPr>
-      </w:pPr>
-      <w:r>
-        <w:rPr>
-          <w:noProof/>
-          <w:sz w:val="24"/>
-          <w:szCs w:val="22"/>
-        </w:rPr>
-        <w:lastRenderedPageBreak/>
-        <w:drawing>
-          <wp:inline distT="0" distB="0" distL="0" distR="0" wp14:anchorId="2A07EFE7" wp14:editId="486B8538">
-            <wp:extent cx="4210050" cy="2908762"/>
-            <wp:effectExtent l="0" t="0" r="0" b="6350"/>
-            <wp:docPr id="10" name="图形 10"/>
-            <wp:cNvGraphicFramePr>
-              <a:graphicFrameLocks xmlns:a="http://schemas.openxmlformats.org/drawingml/2006/main" noChangeAspect="1"/>
-            </wp:cNvGraphicFramePr>
-            <a:graphic xmlns:a="http://schemas.openxmlformats.org/drawingml/2006/main">
-              <a:graphicData uri="http://schemas.openxmlformats.org/drawingml/2006/picture">
-                <pic:pic xmlns:pic="http://schemas.openxmlformats.org/drawingml/2006/picture">
-                  <pic:nvPicPr>
-                    <pic:cNvPr id="1" name=""/>
-                    <pic:cNvPicPr/>
-                  </pic:nvPicPr>
-                  <pic:blipFill>
-                    <a:blip r:embed="rId24">
-                      <a:extLst>
-                        <a:ext uri="{96DAC541-7B7A-43D3-8B79-37D633B846F1}">
-                          <asvg:svgBlip xmlns:asvg="http://schemas.microsoft.com/office/drawing/2016/SVG/main" r:embed="rId25"/>
-                        </a:ext>
-                      </a:extLst>
-                    </a:blip>
-                    <a:stretch>
-                      <a:fillRect/>
-                    </a:stretch>
-                  </pic:blipFill>
-                  <pic:spPr>
-                    <a:xfrm>
-                      <a:off x="0" y="0"/>
-                      <a:ext cx="4212916" cy="2910742"/>
-                    </a:xfrm>
-                    <a:prstGeom prst="rect">
-                      <a:avLst/>
-                    </a:prstGeom>
-                  </pic:spPr>
-                </pic:pic>
-              </a:graphicData>
-            </a:graphic>
-          </wp:inline>
-        </w:drawing>
-      </w:r>
-    </w:p>
-    <w:p>
-      <w:pPr>
-        <w:spacing w:before="120" w:after="120" w:line="360" w:lineRule="auto"/>
-        <w:jc w:val="left"/>
-        <w:rPr>
-          <w:rFonts w:ascii="宋体" w:hAnsi="宋体" w:cstheme="minorBidi"/>
-          <w:szCs w:val="22"/>
-        </w:rPr>
-      </w:pPr>
-      <w:r>
-        <w:rPr>
-          <w:b/>
-          <w:sz w:val="24"/>
-          <w:szCs w:val="22"/>
-        </w:rPr>
-        <w:t>玩家受伤系统</w:t>
-      </w:r>
-      <w:r>
-        <w:rPr>
-          <w:sz w:val="24"/>
-          <w:szCs w:val="22"/>
-        </w:rPr>
-        <w:t>：</w:t>
-      </w:r>
-      <w:r>
-        <w:rPr>
-          <w:sz w:val="24"/>
-          <w:szCs w:val="22"/>
-        </w:rPr>
-        <w:t xml:space="preserve">VR </w:t>
-      </w:r>
-      <w:r>
-        <w:rPr>
-          <w:sz w:val="24"/>
-          <w:szCs w:val="22"/>
-        </w:rPr>
-        <w:t>中不显示血条以保沉浸感，采用纯体感反馈：</w:t>
-      </w:r>
-      <w:r>
-        <w:rPr>
-          <w:sz w:val="24"/>
-          <w:szCs w:val="22"/>
-        </w:rPr>
-        <w:t>屏幕闪红（</w:t>
-      </w:r>
-      <w:r>
-        <w:rPr>
-          <w:sz w:val="24"/>
-          <w:szCs w:val="22"/>
-        </w:rPr>
-        <w:t xml:space="preserve">Mesh </w:t>
-      </w:r>
-      <w:r>
-        <w:rPr>
-          <w:sz w:val="24"/>
-          <w:szCs w:val="22"/>
-        </w:rPr>
-        <w:t>包裹摄像机，</w:t>
-      </w:r>
-      <w:r>
-        <w:rPr>
-          <w:sz w:val="24"/>
-          <w:szCs w:val="22"/>
-        </w:rPr>
-        <w:t xml:space="preserve">60%→0 </w:t>
-      </w:r>
-      <w:r>
-        <w:rPr>
-          <w:sz w:val="24"/>
-          <w:szCs w:val="22"/>
-        </w:rPr>
-        <w:t>透明度渐变）</w:t>
-      </w:r>
-    </w:p>
-    <w:p>
-      <w:pPr>
-        <w:spacing w:before="120" w:after="120" w:line="288" w:lineRule="auto"/>
-        <w:jc w:val="left"/>
-        <w:rPr>
-          <w:rFonts w:ascii="宋体" w:hAnsi="宋体" w:cstheme="minorBidi"/>
-          <w:szCs w:val="22"/>
-        </w:rPr>
-      </w:pPr>
-    </w:p>
-    <w:p>
-      <w:pPr>
-        <w:spacing w:before="120" w:after="120" w:line="360" w:lineRule="auto"/>
-        <w:jc w:val="left"/>
-        <w:rPr>
-          <w:rFonts w:ascii="宋体" w:hAnsi="宋体" w:cstheme="minorBidi"/>
-          <w:szCs w:val="22"/>
-        </w:rPr>
-      </w:pPr>
-      <w:r>
-        <w:rPr>
-          <w:b/>
-          <w:sz w:val="24"/>
-          <w:szCs w:val="22"/>
-        </w:rPr>
-        <w:t>核心文件</w:t>
-      </w:r>
-      <w:r>
-        <w:rPr>
-          <w:sz w:val="24"/>
-          <w:szCs w:val="22"/>
-        </w:rPr>
-        <w:t>：</w:t>
-      </w:r>
-      <w:r>
-        <w:rPr>
-          <w:sz w:val="24"/>
-          <w:szCs w:val="22"/>
-        </w:rPr>
-        <w:t>`Assets/Script/obj/CrossbowShoot.cs`</w:t>
-      </w:r>
-      <w:r>
-        <w:rPr>
-          <w:sz w:val="24"/>
-          <w:szCs w:val="22"/>
-        </w:rPr>
-        <w:t>、</w:t>
-      </w:r>
-      <w:r>
-        <w:rPr>
-          <w:sz w:val="24"/>
-          <w:szCs w:val="22"/>
-        </w:rPr>
-        <w:t>`Assets/Script/managers/SiegeManager.cs`</w:t>
-      </w:r>
-      <w:r>
-        <w:rPr>
-          <w:sz w:val="24"/>
-          <w:szCs w:val="22"/>
-        </w:rPr>
-        <w:t>、</w:t>
-      </w:r>
-      <w:r>
-        <w:rPr>
-          <w:sz w:val="24"/>
-          <w:szCs w:val="22"/>
-        </w:rPr>
-        <w:t>`Assets/Script/managers/PlayerHealth.cs`</w:t>
-      </w:r>
-    </w:p>
-    <w:p>
-      <w:pPr>
-        <w:spacing w:before="120" w:after="120" w:line="288" w:lineRule="auto"/>
-        <w:jc w:val="left"/>
-        <w:rPr>
-          <w:rFonts w:ascii="宋体" w:hAnsi="宋体" w:cstheme="minorBidi"/>
-          <w:szCs w:val="22"/>
-        </w:rPr>
-      </w:pPr>
-    </w:p>
-    <w:p>
-      <w:pPr>
-        <w:spacing w:before="260" w:after="120" w:line="288" w:lineRule="auto"/>
-        <w:jc w:val="left"/>
-        <w:outlineLvl w:val="3"/>
-        <w:rPr>
-          <w:b/>
-          <w:sz w:val="24"/>
-          <w:szCs w:val="22"/>
-        </w:rPr>
-      </w:pPr>
-      <w:r>
-        <w:rPr>
-          <w:b/>
-          <w:sz w:val="24"/>
-          <w:szCs w:val="22"/>
-        </w:rPr>
-        <w:t xml:space="preserve">3.4.4 NavMesh </w:t>
-      </w:r>
-      <w:r>
-        <w:rPr>
-          <w:b/>
-          <w:sz w:val="24"/>
-          <w:szCs w:val="22"/>
-        </w:rPr>
-        <w:t>寻路系统</w:t>
-      </w:r>
-    </w:p>
-    <w:p>
-      <w:pPr>
         <w:widowControl/>
         <w:jc w:val="left"/>
         <w:rPr>
@@ -8742,31 +8912,41 @@
           <w:sz w:val="24"/>
         </w:rPr>
       </w:pPr>
-    </w:p>
-    <w:p>
-      <w:pPr>
-        <w:widowControl/>
-        <w:jc w:val="left"/>
+      <w:r>
         <w:rPr>
           <w:rFonts w:ascii="宋体" w:hAnsi="宋体" w:cs="宋体"/>
           <w:kern w:val="0"/>
           <w:sz w:val="24"/>
         </w:rPr>
-      </w:pPr>
+        <w:t xml:space="preserve">- </w:t>
+      </w:r>
+      <w:r>
+        <w:rPr>
+          <w:rFonts w:ascii="宋体" w:hAnsi="宋体" w:cs="宋体"/>
+          <w:b/>
+          <w:bCs/>
+          <w:kern w:val="0"/>
+          <w:sz w:val="24"/>
+        </w:rPr>
+        <w:t>攻击循环</w:t>
+      </w:r>
       <w:r>
         <w:rPr>
           <w:rFonts w:ascii="宋体" w:hAnsi="宋体" w:cs="宋体"/>
           <w:kern w:val="0"/>
           <w:sz w:val="24"/>
         </w:rPr>
-        <w:t xml:space="preserve">项目基于 </w:t>
-      </w:r>
-      <w:r>
-        <w:rPr>
+        <w:t xml:space="preserve">：死士在 Attack 态滚动播放攻击动画，每 1.2s 循环一轮。动画通过 </w:t>
+      </w:r>
+      <w:r>
+        <w:rPr>
+          <w:rFonts w:ascii="宋体" w:hAnsi="宋体" w:cs="宋体"/>
+          <w:b/>
+          <w:bCs/>
           <w:kern w:val="0"/>
           <w:sz w:val="24"/>
         </w:rPr>
-        <w:t>AI Navigation</w:t>
+        <w:t>Animation Event</w:t>
       </w:r>
       <w:r>
         <w:rPr>
@@ -8774,45 +8954,64 @@
           <w:kern w:val="0"/>
           <w:sz w:val="24"/>
         </w:rPr>
-        <w:t xml:space="preserve"> 插件构建 </w:t>
-      </w:r>
-      <w:r>
-        <w:rPr>
-          <w:kern w:val="0"/>
-          <w:sz w:val="24"/>
-        </w:rPr>
-        <w:t>NavMesh</w:t>
-      </w:r>
-      <w:r>
+        <w:t xml:space="preserve"> 在武器挥出帧调用伤害判定，保证视觉与判定的帧级同步。</w:t>
+      </w:r>
+    </w:p>
+    <w:p>
+      <w:pPr>
+        <w:widowControl/>
+        <w:jc w:val="left"/>
         <w:rPr>
           <w:rFonts w:ascii="宋体" w:hAnsi="宋体" w:cs="宋体"/>
           <w:kern w:val="0"/>
           <w:sz w:val="24"/>
         </w:rPr>
-        <w:t xml:space="preserve"> 寻路体系，为所有敌方单位提供移动寻路能力。</w:t>
-      </w:r>
-    </w:p>
-    <w:p>
-      <w:pPr>
-        <w:widowControl/>
-        <w:jc w:val="left"/>
+      </w:pPr>
+      <w:r>
         <w:rPr>
           <w:rFonts w:ascii="宋体" w:hAnsi="宋体" w:cs="宋体"/>
           <w:kern w:val="0"/>
           <w:sz w:val="24"/>
         </w:rPr>
-      </w:pPr>
-    </w:p>
-    <w:p>
-      <w:pPr>
-        <w:widowControl/>
-        <w:jc w:val="left"/>
+        <w:t xml:space="preserve">- </w:t>
+      </w:r>
+      <w:r>
+        <w:rPr>
+          <w:rFonts w:ascii="宋体" w:hAnsi="宋体" w:cs="宋体"/>
+          <w:b/>
+          <w:bCs/>
+          <w:kern w:val="0"/>
+          <w:sz w:val="24"/>
+        </w:rPr>
+        <w:t>格挡</w:t>
+      </w:r>
+      <w:r>
         <w:rPr>
           <w:rFonts w:ascii="宋体" w:hAnsi="宋体" w:cs="宋体"/>
           <w:kern w:val="0"/>
           <w:sz w:val="24"/>
         </w:rPr>
-      </w:pPr>
+        <w:t>：玩家武器砍到死士武器（`EnemyWeapon` 标签）且死士处于 Attack 态 → 死士进入 Stagger，1.5 秒内无法行动。</w:t>
+      </w:r>
+    </w:p>
+    <w:p>
+      <w:pPr>
+        <w:widowControl/>
+        <w:jc w:val="left"/>
+        <w:rPr>
+          <w:rFonts w:ascii="宋体" w:hAnsi="宋体" w:cs="宋体"/>
+          <w:kern w:val="0"/>
+          <w:sz w:val="24"/>
+        </w:rPr>
+      </w:pPr>
+      <w:r>
+        <w:rPr>
+          <w:rFonts w:ascii="宋体" w:hAnsi="宋体" w:cs="宋体"/>
+          <w:kern w:val="0"/>
+          <w:sz w:val="24"/>
+        </w:rPr>
+        <w:t xml:space="preserve">- </w:t>
+      </w:r>
       <w:r>
         <w:rPr>
           <w:rFonts w:ascii="宋体" w:hAnsi="宋体" w:cs="宋体"/>
@@ -8821,7 +9020,7 @@
           <w:kern w:val="0"/>
           <w:sz w:val="24"/>
         </w:rPr>
-        <w:t>寻路网格生成</w:t>
+        <w:t>有效攻击</w:t>
       </w:r>
       <w:r>
         <w:rPr>
@@ -8829,44 +9028,36 @@
           <w:kern w:val="0"/>
           <w:sz w:val="24"/>
         </w:rPr>
-        <w:t xml:space="preserve">：导入 </w:t>
-      </w:r>
-      <w:r>
-        <w:rPr>
-          <w:kern w:val="0"/>
-          <w:sz w:val="24"/>
-        </w:rPr>
-        <w:t>AI Navigation</w:t>
-      </w:r>
-      <w:r>
+        <w:t>：玩家武器砍到死士身体要害（`EnemyVital` 标签）→ 扣血 + 进入 HitBack。单次攻击扣 30 HP，死士总血量 100 HP，需要多次命中才能击杀。</w:t>
+      </w:r>
+    </w:p>
+    <w:p>
+      <w:pPr>
+        <w:widowControl/>
+        <w:jc w:val="left"/>
         <w:rPr>
           <w:rFonts w:ascii="宋体" w:hAnsi="宋体" w:cs="宋体"/>
           <w:kern w:val="0"/>
           <w:sz w:val="24"/>
         </w:rPr>
-        <w:t xml:space="preserve"> 包后新建 </w:t>
-      </w:r>
-      <w:r>
-        <w:rPr>
-          <w:kern w:val="0"/>
-          <w:sz w:val="24"/>
-        </w:rPr>
-        <w:t>Humanoid</w:t>
-      </w:r>
+      </w:pPr>
       <w:r>
         <w:rPr>
           <w:rFonts w:ascii="宋体" w:hAnsi="宋体" w:cs="宋体"/>
           <w:kern w:val="0"/>
           <w:sz w:val="24"/>
         </w:rPr>
-        <w:t xml:space="preserve"> 人型类别，调整 </w:t>
-      </w:r>
-      <w:r>
-        <w:rPr>
+        <w:t xml:space="preserve">- </w:t>
+      </w:r>
+      <w:r>
+        <w:rPr>
+          <w:rFonts w:ascii="宋体" w:hAnsi="宋体" w:cs="宋体"/>
+          <w:b/>
+          <w:bCs/>
           <w:kern w:val="0"/>
           <w:sz w:val="24"/>
         </w:rPr>
-        <w:t>Agent Radius</w:t>
+        <w:t>玩家被击中</w:t>
       </w:r>
       <w:r>
         <w:rPr>
@@ -8874,21 +9065,282 @@
           <w:kern w:val="0"/>
           <w:sz w:val="24"/>
         </w:rPr>
-        <w:t xml:space="preserve">（决定角色能通过的最小通道宽度）和 </w:t>
-      </w:r>
-      <w:r>
-        <w:rPr>
-          <w:kern w:val="0"/>
-          <w:sz w:val="24"/>
-        </w:rPr>
-        <w:t>Step Height</w:t>
-      </w:r>
-      <w:r>
+        <w:t>：死士武器碰到 `PlayerVital` → 扣 25 HP + 闪红。HP 归零 → 立即战败结算。</w:t>
+      </w:r>
+    </w:p>
+    <w:p>
+      <w:pPr>
+        <w:widowControl/>
+        <w:jc w:val="left"/>
         <w:rPr>
           <w:rFonts w:ascii="宋体" w:hAnsi="宋体" w:cs="宋体"/>
           <w:kern w:val="0"/>
           <w:sz w:val="24"/>
         </w:rPr>
+      </w:pPr>
+      <w:r>
+        <w:rPr>
+          <w:rFonts w:ascii="宋体" w:hAnsi="宋体" w:cs="宋体"/>
+          <w:kern w:val="0"/>
+          <w:sz w:val="24"/>
+        </w:rPr>
+        <w:lastRenderedPageBreak/>
+        <w:t xml:space="preserve">- </w:t>
+      </w:r>
+      <w:r>
+        <w:rPr>
+          <w:rFonts w:ascii="宋体" w:hAnsi="宋体" w:cs="宋体"/>
+          <w:b/>
+          <w:bCs/>
+          <w:kern w:val="0"/>
+          <w:sz w:val="24"/>
+        </w:rPr>
+        <w:t>战斗结算</w:t>
+      </w:r>
+      <w:r>
+        <w:rPr>
+          <w:rFonts w:ascii="宋体" w:hAnsi="宋体" w:cs="宋体"/>
+          <w:kern w:val="0"/>
+          <w:sz w:val="24"/>
+        </w:rPr>
+        <w:t>：死士死亡或玩家死亡，`CombatManager` 以 `isGameOver` 标记防重复触发，黑屏转场至结算场景。</w:t>
+      </w:r>
+    </w:p>
+    <w:p>
+      <w:pPr>
+        <w:widowControl/>
+        <w:jc w:val="left"/>
+        <w:rPr>
+          <w:rFonts w:ascii="宋体" w:hAnsi="宋体" w:cs="宋体"/>
+          <w:kern w:val="0"/>
+          <w:sz w:val="24"/>
+        </w:rPr>
+      </w:pPr>
+    </w:p>
+    <w:p>
+      <w:pPr>
+        <w:widowControl/>
+        <w:jc w:val="left"/>
+        <w:rPr>
+          <w:rFonts w:ascii="宋体" w:hAnsi="宋体" w:cs="宋体"/>
+          <w:kern w:val="0"/>
+          <w:sz w:val="24"/>
+        </w:rPr>
+      </w:pPr>
+      <w:r>
+        <w:rPr>
+          <w:rFonts w:ascii="宋体" w:hAnsi="宋体" w:cs="宋体"/>
+          <w:b/>
+          <w:bCs/>
+          <w:kern w:val="0"/>
+          <w:sz w:val="24"/>
+        </w:rPr>
+        <w:t>核心文件</w:t>
+      </w:r>
+      <w:r>
+        <w:rPr>
+          <w:rFonts w:ascii="宋体" w:hAnsi="宋体" w:cs="宋体"/>
+          <w:kern w:val="0"/>
+          <w:sz w:val="24"/>
+        </w:rPr>
+        <w:t>：`Assets/Script/armymanage/EnemyCombatController.cs`、`Assets/Script/armymanage/EnemyAssault.cs`、`Assets/Script/armymanage/PlayerCombatController.cs`、`Assets/Script/managers/BattleDirector.cs`、`Assets/Script/obj/CrossbowShoot.cs`、`Assets/Script/managers/SiegeManager.cs`、`Assets/Script/managers/PlayerHealth.cs`</w:t>
+      </w:r>
+    </w:p>
+    <w:p>
+      <w:pPr>
+        <w:spacing w:before="120" w:after="120" w:line="288" w:lineRule="auto"/>
+        <w:jc w:val="left"/>
+        <w:rPr>
+          <w:rFonts w:ascii="宋体" w:hAnsi="宋体" w:cstheme="minorBidi"/>
+          <w:szCs w:val="22"/>
+        </w:rPr>
+      </w:pPr>
+    </w:p>
+    <w:p>
+      <w:pPr>
+        <w:spacing w:before="260" w:after="120" w:line="288" w:lineRule="auto"/>
+        <w:jc w:val="left"/>
+        <w:outlineLvl w:val="3"/>
+        <w:rPr>
+          <w:b/>
+          <w:sz w:val="24"/>
+          <w:szCs w:val="22"/>
+        </w:rPr>
+      </w:pPr>
+      <w:r>
+        <w:rPr>
+          <w:b/>
+          <w:sz w:val="24"/>
+          <w:szCs w:val="22"/>
+        </w:rPr>
+        <w:t xml:space="preserve">3.4.4 NavMesh </w:t>
+      </w:r>
+      <w:r>
+        <w:rPr>
+          <w:b/>
+          <w:sz w:val="24"/>
+          <w:szCs w:val="22"/>
+        </w:rPr>
+        <w:t>寻路系统</w:t>
+      </w:r>
+    </w:p>
+    <w:p>
+      <w:pPr>
+        <w:widowControl/>
+        <w:jc w:val="left"/>
+        <w:rPr>
+          <w:rFonts w:ascii="宋体" w:hAnsi="宋体" w:cs="宋体"/>
+          <w:kern w:val="0"/>
+          <w:sz w:val="24"/>
+        </w:rPr>
+      </w:pPr>
+    </w:p>
+    <w:p>
+      <w:pPr>
+        <w:widowControl/>
+        <w:jc w:val="left"/>
+        <w:rPr>
+          <w:rFonts w:ascii="宋体" w:hAnsi="宋体" w:cs="宋体"/>
+          <w:kern w:val="0"/>
+          <w:sz w:val="24"/>
+        </w:rPr>
+      </w:pPr>
+      <w:r>
+        <w:rPr>
+          <w:rFonts w:ascii="宋体" w:hAnsi="宋体" w:cs="宋体"/>
+          <w:kern w:val="0"/>
+          <w:sz w:val="24"/>
+        </w:rPr>
+        <w:t xml:space="preserve">项目基于 </w:t>
+      </w:r>
+      <w:r>
+        <w:rPr>
+          <w:kern w:val="0"/>
+          <w:sz w:val="24"/>
+        </w:rPr>
+        <w:t>AI Navigation</w:t>
+      </w:r>
+      <w:r>
+        <w:rPr>
+          <w:rFonts w:ascii="宋体" w:hAnsi="宋体" w:cs="宋体"/>
+          <w:kern w:val="0"/>
+          <w:sz w:val="24"/>
+        </w:rPr>
+        <w:t xml:space="preserve"> 插件构建 </w:t>
+      </w:r>
+      <w:r>
+        <w:rPr>
+          <w:kern w:val="0"/>
+          <w:sz w:val="24"/>
+        </w:rPr>
+        <w:t>NavMesh</w:t>
+      </w:r>
+      <w:r>
+        <w:rPr>
+          <w:rFonts w:ascii="宋体" w:hAnsi="宋体" w:cs="宋体"/>
+          <w:kern w:val="0"/>
+          <w:sz w:val="24"/>
+        </w:rPr>
+        <w:t xml:space="preserve"> 寻路体系，为所有敌方单位提供移动寻路能力。</w:t>
+      </w:r>
+    </w:p>
+    <w:p>
+      <w:pPr>
+        <w:widowControl/>
+        <w:jc w:val="left"/>
+        <w:rPr>
+          <w:rFonts w:ascii="宋体" w:hAnsi="宋体" w:cs="宋体"/>
+          <w:kern w:val="0"/>
+          <w:sz w:val="24"/>
+        </w:rPr>
+      </w:pPr>
+    </w:p>
+    <w:p>
+      <w:pPr>
+        <w:widowControl/>
+        <w:jc w:val="left"/>
+        <w:rPr>
+          <w:rFonts w:ascii="宋体" w:hAnsi="宋体" w:cs="宋体"/>
+          <w:kern w:val="0"/>
+          <w:sz w:val="24"/>
+        </w:rPr>
+      </w:pPr>
+      <w:r>
+        <w:rPr>
+          <w:rFonts w:ascii="宋体" w:hAnsi="宋体" w:cs="宋体"/>
+          <w:b/>
+          <w:bCs/>
+          <w:kern w:val="0"/>
+          <w:sz w:val="24"/>
+        </w:rPr>
+        <w:t>寻路网格生成</w:t>
+      </w:r>
+      <w:r>
+        <w:rPr>
+          <w:rFonts w:ascii="宋体" w:hAnsi="宋体" w:cs="宋体"/>
+          <w:kern w:val="0"/>
+          <w:sz w:val="24"/>
+        </w:rPr>
+        <w:t xml:space="preserve">：导入 </w:t>
+      </w:r>
+      <w:r>
+        <w:rPr>
+          <w:kern w:val="0"/>
+          <w:sz w:val="24"/>
+        </w:rPr>
+        <w:t>AI Navigation</w:t>
+      </w:r>
+      <w:r>
+        <w:rPr>
+          <w:rFonts w:ascii="宋体" w:hAnsi="宋体" w:cs="宋体"/>
+          <w:kern w:val="0"/>
+          <w:sz w:val="24"/>
+        </w:rPr>
+        <w:t xml:space="preserve"> 包后新建 </w:t>
+      </w:r>
+      <w:r>
+        <w:rPr>
+          <w:kern w:val="0"/>
+          <w:sz w:val="24"/>
+        </w:rPr>
+        <w:t>Humanoid</w:t>
+      </w:r>
+      <w:r>
+        <w:rPr>
+          <w:rFonts w:ascii="宋体" w:hAnsi="宋体" w:cs="宋体"/>
+          <w:kern w:val="0"/>
+          <w:sz w:val="24"/>
+        </w:rPr>
+        <w:t xml:space="preserve"> 人型类别，调整 </w:t>
+      </w:r>
+      <w:r>
+        <w:rPr>
+          <w:kern w:val="0"/>
+          <w:sz w:val="24"/>
+        </w:rPr>
+        <w:t>Agent Radius</w:t>
+      </w:r>
+      <w:r>
+        <w:rPr>
+          <w:rFonts w:ascii="宋体" w:hAnsi="宋体" w:cs="宋体"/>
+          <w:kern w:val="0"/>
+          <w:sz w:val="24"/>
+        </w:rPr>
+        <w:t xml:space="preserve">（决定角色能通过的最小通道宽度）和 </w:t>
+      </w:r>
+      <w:r>
+        <w:rPr>
+          <w:kern w:val="0"/>
+          <w:sz w:val="24"/>
+        </w:rPr>
+        <w:t>Step Height</w:t>
+      </w:r>
+      <w:r>
+        <w:rPr>
+          <w:rFonts w:ascii="宋体" w:hAnsi="宋体" w:cs="宋体"/>
+          <w:kern w:val="0"/>
+          <w:sz w:val="24"/>
+        </w:rPr>
         <w:t>（可跨过的台阶高度）等参数，点击 Bake 生成寻路网格。</w:t>
       </w:r>
     </w:p>
@@ -8897,7 +9349,7 @@
         <w:widowControl/>
         <w:jc w:val="center"/>
         <w:rPr>
-          <w:rFonts w:ascii="宋体" w:hAnsi="宋体" w:cs="宋体" w:hint="eastAsia"/>
+          <w:rFonts w:ascii="宋体" w:hAnsi="宋体" w:cs="宋体"/>
           <w:kern w:val="0"/>
           <w:sz w:val="24"/>
         </w:rPr>
@@ -8905,6 +9357,7 @@
       <w:r>
         <w:rPr>
           <w:rFonts w:ascii="宋体" w:hAnsi="宋体" w:cs="宋体"/>
+          <w:noProof/>
           <w:kern w:val="0"/>
           <w:sz w:val="24"/>
         </w:rPr>
@@ -8987,7 +9440,6 @@
           <w:kern w:val="0"/>
           <w:sz w:val="24"/>
         </w:rPr>
-        <w:lastRenderedPageBreak/>
         <w:t>NavMeshAgent</w:t>
       </w:r>
       <w:r>
@@ -9332,6 +9784,7 @@
           <w:kern w:val="0"/>
           <w:sz w:val="24"/>
         </w:rPr>
+        <w:lastRenderedPageBreak/>
         <w:t>骑兵冲锋</w:t>
       </w:r>
       <w:r>
@@ -9463,7 +9916,7 @@
         <w:spacing w:before="120" w:after="120" w:line="288" w:lineRule="auto"/>
         <w:jc w:val="left"/>
         <w:rPr>
-          <w:rFonts w:ascii="宋体" w:hAnsi="宋体" w:cstheme="minorBidi" w:hint="eastAsia"/>
+          <w:rFonts w:ascii="宋体" w:hAnsi="宋体" w:cstheme="minorBidi"/>
           <w:szCs w:val="22"/>
         </w:rPr>
       </w:pPr>
@@ -9478,7 +9931,7 @@
           <w:szCs w:val="22"/>
         </w:rPr>
       </w:pPr>
-      <w:bookmarkStart w:id="24" w:name="heading_27"/>
+      <w:bookmarkStart w:id="23" w:name="heading_27"/>
       <w:r>
         <w:rPr>
           <w:b/>
@@ -9495,62 +9948,62 @@
         </w:rPr>
         <w:t>视觉效果实现</w:t>
       </w:r>
+      <w:bookmarkEnd w:id="23"/>
+    </w:p>
+    <w:p>
+      <w:pPr>
+        <w:spacing w:before="120" w:after="120" w:line="288" w:lineRule="auto"/>
+        <w:jc w:val="left"/>
+        <w:rPr>
+          <w:rFonts w:ascii="宋体" w:hAnsi="宋体" w:cstheme="minorBidi"/>
+          <w:szCs w:val="22"/>
+        </w:rPr>
+      </w:pPr>
+    </w:p>
+    <w:p>
+      <w:pPr>
+        <w:spacing w:before="260" w:after="120" w:line="288" w:lineRule="auto"/>
+        <w:jc w:val="left"/>
+        <w:outlineLvl w:val="3"/>
+        <w:rPr>
+          <w:rFonts w:ascii="宋体" w:hAnsi="宋体" w:cstheme="minorBidi"/>
+          <w:szCs w:val="22"/>
+        </w:rPr>
+      </w:pPr>
+      <w:bookmarkStart w:id="24" w:name="heading_28"/>
+      <w:r>
+        <w:rPr>
+          <w:b/>
+          <w:sz w:val="24"/>
+          <w:szCs w:val="22"/>
+        </w:rPr>
+        <w:t xml:space="preserve">3.5.1 </w:t>
+      </w:r>
+      <w:r>
+        <w:rPr>
+          <w:b/>
+          <w:sz w:val="24"/>
+          <w:szCs w:val="22"/>
+        </w:rPr>
+        <w:t>水墨透明</w:t>
+      </w:r>
+      <w:r>
+        <w:rPr>
+          <w:b/>
+          <w:sz w:val="24"/>
+          <w:szCs w:val="22"/>
+        </w:rPr>
+        <w:t xml:space="preserve"> Shade</w:t>
+      </w:r>
+      <w:r>
+        <w:rPr>
+          <w:b/>
+          <w:sz w:val="24"/>
+          <w:szCs w:val="22"/>
+        </w:rPr>
+        <w:t>r</w:t>
+      </w:r>
       <w:bookmarkEnd w:id="24"/>
-    </w:p>
-    <w:p>
-      <w:pPr>
-        <w:spacing w:before="120" w:after="120" w:line="288" w:lineRule="auto"/>
-        <w:jc w:val="left"/>
-        <w:rPr>
-          <w:rFonts w:ascii="宋体" w:hAnsi="宋体" w:cstheme="minorBidi"/>
-          <w:szCs w:val="22"/>
-        </w:rPr>
-      </w:pPr>
-    </w:p>
-    <w:p>
-      <w:pPr>
-        <w:spacing w:before="260" w:after="120" w:line="288" w:lineRule="auto"/>
-        <w:jc w:val="left"/>
-        <w:outlineLvl w:val="3"/>
-        <w:rPr>
-          <w:rFonts w:ascii="宋体" w:hAnsi="宋体" w:cstheme="minorBidi"/>
-          <w:szCs w:val="22"/>
-        </w:rPr>
-      </w:pPr>
-      <w:bookmarkStart w:id="25" w:name="heading_28"/>
-      <w:r>
-        <w:rPr>
-          <w:b/>
-          <w:sz w:val="24"/>
-          <w:szCs w:val="22"/>
-        </w:rPr>
-        <w:t xml:space="preserve">3.5.1 </w:t>
-      </w:r>
-      <w:r>
-        <w:rPr>
-          <w:b/>
-          <w:sz w:val="24"/>
-          <w:szCs w:val="22"/>
-        </w:rPr>
-        <w:t>水墨透明</w:t>
-      </w:r>
-      <w:r>
-        <w:rPr>
-          <w:b/>
-          <w:sz w:val="24"/>
-          <w:szCs w:val="22"/>
-        </w:rPr>
-        <w:t xml:space="preserve"> Shade</w:t>
-      </w:r>
-      <w:r>
-        <w:rPr>
-          <w:b/>
-          <w:sz w:val="24"/>
-          <w:szCs w:val="22"/>
-        </w:rPr>
-        <w:t>r</w:t>
-      </w:r>
-      <w:bookmarkEnd w:id="25"/>
       <w:r>
         <w:rPr>
           <w:rFonts w:hint="eastAsia"/>
@@ -9648,7 +10101,6 @@
           <w:sz w:val="24"/>
           <w:szCs w:val="22"/>
         </w:rPr>
-        <w:lastRenderedPageBreak/>
         <w:drawing>
           <wp:inline distT="0" distB="0" distL="0" distR="0" wp14:anchorId="2142ECE4" wp14:editId="1F86BA00">
             <wp:extent cx="2936757" cy="2562575"/>
@@ -9703,6 +10155,7 @@
         <w:rPr>
           <w:noProof/>
         </w:rPr>
+        <w:lastRenderedPageBreak/>
         <w:drawing>
           <wp:inline distT="0" distB="0" distL="0" distR="0" wp14:anchorId="1C8BE439" wp14:editId="042FF57E">
             <wp:extent cx="5274310" cy="3452495"/>
@@ -9831,7 +10284,7 @@
           <w:szCs w:val="22"/>
         </w:rPr>
       </w:pPr>
-      <w:bookmarkStart w:id="26" w:name="heading_29"/>
+      <w:bookmarkStart w:id="25" w:name="heading_29"/>
       <w:r>
         <w:rPr>
           <w:b/>
@@ -9864,7 +10317,7 @@
         </w:rPr>
         <w:t>）</w:t>
       </w:r>
-      <w:bookmarkEnd w:id="26"/>
+      <w:bookmarkEnd w:id="25"/>
     </w:p>
     <w:p>
       <w:pPr>
@@ -9918,15 +10371,7 @@
           <w:sz w:val="24"/>
           <w:szCs w:val="22"/>
         </w:rPr>
-        <w:t>混合，为敌人、马匹、弩等可交互物体添加手绘风格黑色轮廓线，提升关</w:t>
-      </w:r>
-      <w:r>
-        <w:rPr>
-          <w:sz w:val="24"/>
-          <w:szCs w:val="22"/>
-        </w:rPr>
-        <w:lastRenderedPageBreak/>
-        <w:t>键元素在水墨场景中的辨识度。</w:t>
+        <w:t>混合，为敌人、马匹、弩等可交互物体添加手绘风格黑色轮廓线，提升关键元素在水墨场景中的辨识度。</w:t>
       </w:r>
     </w:p>
     <w:p>
@@ -9947,6 +10392,7 @@
           <w:noProof/>
           <w:szCs w:val="22"/>
         </w:rPr>
+        <w:lastRenderedPageBreak/>
         <w:drawing>
           <wp:inline distT="0" distB="0" distL="0" distR="0" wp14:anchorId="3B7DB1D3" wp14:editId="601BCB42">
             <wp:extent cx="2927350" cy="2512362"/>
@@ -10061,7 +10507,7 @@
           <w:szCs w:val="22"/>
         </w:rPr>
       </w:pPr>
-      <w:bookmarkStart w:id="27" w:name="heading_30"/>
+      <w:bookmarkStart w:id="26" w:name="heading_30"/>
       <w:r>
         <w:rPr>
           <w:b/>
@@ -10094,7 +10540,7 @@
         </w:rPr>
         <w:t>）</w:t>
       </w:r>
-      <w:bookmarkEnd w:id="27"/>
+      <w:bookmarkEnd w:id="26"/>
     </w:p>
     <w:p>
       <w:pPr>
@@ -10335,7 +10781,7 @@
           <w:szCs w:val="22"/>
         </w:rPr>
       </w:pPr>
-      <w:bookmarkStart w:id="28" w:name="heading_31"/>
+      <w:bookmarkStart w:id="27" w:name="heading_31"/>
       <w:r>
         <w:rPr>
           <w:b/>
@@ -10352,7 +10798,7 @@
         </w:rPr>
         <w:t>粒子系统与积雪效果</w:t>
       </w:r>
-      <w:bookmarkEnd w:id="28"/>
+      <w:bookmarkEnd w:id="27"/>
     </w:p>
     <w:p>
       <w:pPr>
@@ -10698,7 +11144,7 @@
           <w:szCs w:val="22"/>
         </w:rPr>
       </w:pPr>
-      <w:bookmarkStart w:id="29" w:name="heading_32"/>
+      <w:bookmarkStart w:id="28" w:name="heading_32"/>
       <w:r>
         <w:rPr>
           <w:b/>
@@ -10715,7 +11161,7 @@
         </w:rPr>
         <w:t>材质映射</w:t>
       </w:r>
-      <w:bookmarkEnd w:id="29"/>
+      <w:bookmarkEnd w:id="28"/>
     </w:p>
     <w:p>
       <w:pPr>
@@ -11029,7 +11475,7 @@
           <w:szCs w:val="22"/>
         </w:rPr>
       </w:pPr>
-      <w:bookmarkStart w:id="30" w:name="heading_33"/>
+      <w:bookmarkStart w:id="29" w:name="heading_33"/>
       <w:r>
         <w:rPr>
           <w:b/>
@@ -11046,7 +11492,7 @@
         </w:rPr>
         <w:t>音效系统实现</w:t>
       </w:r>
-      <w:bookmarkEnd w:id="30"/>
+      <w:bookmarkEnd w:id="29"/>
     </w:p>
     <w:p>
       <w:pPr>
@@ -11421,7 +11867,7 @@
           <w:szCs w:val="22"/>
         </w:rPr>
       </w:pPr>
-      <w:bookmarkStart w:id="31" w:name="heading_34"/>
+      <w:bookmarkStart w:id="30" w:name="heading_34"/>
       <w:r>
         <w:rPr>
           <w:b/>
@@ -11438,87 +11884,87 @@
         </w:rPr>
         <w:t>性能优化</w:t>
       </w:r>
+      <w:bookmarkEnd w:id="30"/>
+    </w:p>
+    <w:p>
+      <w:pPr>
+        <w:spacing w:before="120" w:after="120" w:line="288" w:lineRule="auto"/>
+        <w:jc w:val="left"/>
+        <w:rPr>
+          <w:rFonts w:ascii="宋体" w:hAnsi="宋体" w:cstheme="minorBidi"/>
+          <w:szCs w:val="22"/>
+        </w:rPr>
+      </w:pPr>
+    </w:p>
+    <w:p>
+      <w:pPr>
+        <w:spacing w:before="120" w:after="120" w:line="360" w:lineRule="auto"/>
+        <w:jc w:val="left"/>
+        <w:rPr>
+          <w:rFonts w:ascii="宋体" w:hAnsi="宋体" w:cstheme="minorBidi"/>
+          <w:szCs w:val="22"/>
+        </w:rPr>
+      </w:pPr>
+      <w:r>
+        <w:rPr>
+          <w:sz w:val="24"/>
+          <w:szCs w:val="22"/>
+        </w:rPr>
+        <w:t>针对</w:t>
+      </w:r>
+      <w:r>
+        <w:rPr>
+          <w:sz w:val="24"/>
+          <w:szCs w:val="22"/>
+        </w:rPr>
+        <w:t xml:space="preserve"> PICO 3 </w:t>
+      </w:r>
+      <w:r>
+        <w:rPr>
+          <w:sz w:val="24"/>
+          <w:szCs w:val="22"/>
+        </w:rPr>
+        <w:t>移动端的性能瓶颈，从对象池、寻路开销、渲染负载等维度进行针对性优化。</w:t>
+      </w:r>
+    </w:p>
+    <w:p>
+      <w:pPr>
+        <w:spacing w:before="120" w:after="120" w:line="288" w:lineRule="auto"/>
+        <w:jc w:val="left"/>
+        <w:rPr>
+          <w:rFonts w:ascii="宋体" w:hAnsi="宋体" w:cstheme="minorBidi"/>
+          <w:szCs w:val="22"/>
+        </w:rPr>
+      </w:pPr>
+    </w:p>
+    <w:p>
+      <w:pPr>
+        <w:spacing w:before="260" w:after="120" w:line="288" w:lineRule="auto"/>
+        <w:jc w:val="left"/>
+        <w:outlineLvl w:val="3"/>
+        <w:rPr>
+          <w:rFonts w:ascii="宋体" w:hAnsi="宋体" w:cstheme="minorBidi"/>
+          <w:szCs w:val="22"/>
+        </w:rPr>
+      </w:pPr>
+      <w:bookmarkStart w:id="31" w:name="heading_35"/>
+      <w:r>
+        <w:rPr>
+          <w:b/>
+          <w:sz w:val="24"/>
+          <w:szCs w:val="22"/>
+        </w:rPr>
+        <w:t xml:space="preserve">3.7.1 </w:t>
+      </w:r>
+      <w:r>
+        <w:rPr>
+          <w:b/>
+          <w:sz w:val="24"/>
+          <w:szCs w:val="22"/>
+        </w:rPr>
+        <w:t>箭雨对象池</w:t>
+      </w:r>
       <w:bookmarkEnd w:id="31"/>
-    </w:p>
-    <w:p>
-      <w:pPr>
-        <w:spacing w:before="120" w:after="120" w:line="288" w:lineRule="auto"/>
-        <w:jc w:val="left"/>
-        <w:rPr>
-          <w:rFonts w:ascii="宋体" w:hAnsi="宋体" w:cstheme="minorBidi"/>
-          <w:szCs w:val="22"/>
-        </w:rPr>
-      </w:pPr>
-    </w:p>
-    <w:p>
-      <w:pPr>
-        <w:spacing w:before="120" w:after="120" w:line="360" w:lineRule="auto"/>
-        <w:jc w:val="left"/>
-        <w:rPr>
-          <w:rFonts w:ascii="宋体" w:hAnsi="宋体" w:cstheme="minorBidi"/>
-          <w:szCs w:val="22"/>
-        </w:rPr>
-      </w:pPr>
-      <w:r>
-        <w:rPr>
-          <w:sz w:val="24"/>
-          <w:szCs w:val="22"/>
-        </w:rPr>
-        <w:t>针对</w:t>
-      </w:r>
-      <w:r>
-        <w:rPr>
-          <w:sz w:val="24"/>
-          <w:szCs w:val="22"/>
-        </w:rPr>
-        <w:t xml:space="preserve"> PICO 3 </w:t>
-      </w:r>
-      <w:r>
-        <w:rPr>
-          <w:sz w:val="24"/>
-          <w:szCs w:val="22"/>
-        </w:rPr>
-        <w:t>移动端的性能瓶颈，从对象池、寻路开销、渲染负载等维度进行针对性优化。</w:t>
-      </w:r>
-    </w:p>
-    <w:p>
-      <w:pPr>
-        <w:spacing w:before="120" w:after="120" w:line="288" w:lineRule="auto"/>
-        <w:jc w:val="left"/>
-        <w:rPr>
-          <w:rFonts w:ascii="宋体" w:hAnsi="宋体" w:cstheme="minorBidi"/>
-          <w:szCs w:val="22"/>
-        </w:rPr>
-      </w:pPr>
-    </w:p>
-    <w:p>
-      <w:pPr>
-        <w:spacing w:before="260" w:after="120" w:line="288" w:lineRule="auto"/>
-        <w:jc w:val="left"/>
-        <w:outlineLvl w:val="3"/>
-        <w:rPr>
-          <w:rFonts w:ascii="宋体" w:hAnsi="宋体" w:cstheme="minorBidi"/>
-          <w:szCs w:val="22"/>
-        </w:rPr>
-      </w:pPr>
-      <w:bookmarkStart w:id="32" w:name="heading_35"/>
-      <w:r>
-        <w:rPr>
-          <w:b/>
-          <w:sz w:val="24"/>
-          <w:szCs w:val="22"/>
-        </w:rPr>
-        <w:t xml:space="preserve">3.7.1 </w:t>
-      </w:r>
-      <w:r>
-        <w:rPr>
-          <w:b/>
-          <w:sz w:val="24"/>
-          <w:szCs w:val="22"/>
-        </w:rPr>
-        <w:t>箭雨对象池</w:t>
-      </w:r>
-      <w:bookmarkEnd w:id="32"/>
     </w:p>
     <w:p>
       <w:pPr>
@@ -12958,7 +13404,7 @@
           <w:szCs w:val="22"/>
         </w:rPr>
       </w:pPr>
-      <w:bookmarkStart w:id="33" w:name="heading_36"/>
+      <w:bookmarkStart w:id="32" w:name="heading_36"/>
       <w:r>
         <w:rPr>
           <w:b/>
@@ -12975,7 +13421,7 @@
         </w:rPr>
         <w:t>骑兵对象池</w:t>
       </w:r>
-      <w:bookmarkEnd w:id="33"/>
+      <w:bookmarkEnd w:id="32"/>
     </w:p>
     <w:p>
       <w:pPr>
@@ -14531,7 +14977,7 @@
           <w:szCs w:val="22"/>
         </w:rPr>
       </w:pPr>
-      <w:bookmarkStart w:id="34" w:name="heading_37"/>
+      <w:bookmarkStart w:id="33" w:name="heading_37"/>
       <w:r>
         <w:rPr>
           <w:b/>
@@ -14556,7 +15002,7 @@
         </w:rPr>
         <w:t xml:space="preserve"> NavMesh</w:t>
       </w:r>
-      <w:bookmarkEnd w:id="34"/>
+      <w:bookmarkEnd w:id="33"/>
     </w:p>
     <w:p>
       <w:pPr>
@@ -14944,7 +15390,7 @@
           <w:szCs w:val="22"/>
         </w:rPr>
       </w:pPr>
-      <w:bookmarkStart w:id="35" w:name="heading_41"/>
+      <w:bookmarkStart w:id="34" w:name="heading_41"/>
       <w:r>
         <w:rPr>
           <w:b/>
@@ -14961,7 +15407,7 @@
         </w:rPr>
         <w:t>兼容性排查与验证</w:t>
       </w:r>
-      <w:bookmarkEnd w:id="35"/>
+      <w:bookmarkEnd w:id="34"/>
     </w:p>
     <w:p>
       <w:pPr>
@@ -15918,7 +16364,7 @@
           <w:szCs w:val="22"/>
         </w:rPr>
       </w:pPr>
-      <w:bookmarkStart w:id="36" w:name="heading_42"/>
+      <w:bookmarkStart w:id="35" w:name="heading_42"/>
       <w:r>
         <w:rPr>
           <w:b/>
@@ -15935,7 +16381,7 @@
         </w:rPr>
         <w:t>性能优化验证</w:t>
       </w:r>
-      <w:bookmarkEnd w:id="36"/>
+      <w:bookmarkEnd w:id="35"/>
     </w:p>
     <w:p>
       <w:pPr>
@@ -16113,7 +16559,7 @@
         <w:spacing w:before="120" w:after="120" w:line="360" w:lineRule="auto"/>
         <w:jc w:val="left"/>
         <w:rPr>
-          <w:rFonts w:ascii="宋体" w:hAnsi="宋体" w:cstheme="minorBidi"/>
+          <w:sz w:val="24"/>
           <w:szCs w:val="22"/>
         </w:rPr>
       </w:pPr>
@@ -16160,6 +16606,212 @@
           <w:szCs w:val="22"/>
         </w:rPr>
         <w:t>、死士攀爬时禁用，减少寻路计算</w:t>
+      </w:r>
+    </w:p>
+    <w:p>
+      <w:pPr>
+        <w:spacing w:before="120" w:after="120" w:line="360" w:lineRule="auto"/>
+        <w:jc w:val="left"/>
+        <w:rPr>
+          <w:sz w:val="24"/>
+          <w:szCs w:val="22"/>
+        </w:rPr>
+      </w:pPr>
+    </w:p>
+    <w:p>
+      <w:pPr>
+        <w:widowControl/>
+        <w:spacing w:before="100" w:beforeAutospacing="1" w:after="100" w:afterAutospacing="1"/>
+        <w:jc w:val="left"/>
+        <w:outlineLvl w:val="2"/>
+        <w:rPr>
+          <w:rFonts w:ascii="宋体" w:hAnsi="宋体" w:cs="宋体"/>
+          <w:b/>
+          <w:bCs/>
+          <w:kern w:val="0"/>
+          <w:sz w:val="27"/>
+          <w:szCs w:val="27"/>
+        </w:rPr>
+      </w:pPr>
+      <w:r>
+        <w:rPr>
+          <w:rFonts w:ascii="宋体" w:hAnsi="宋体" w:cs="宋体"/>
+          <w:b/>
+          <w:bCs/>
+          <w:kern w:val="0"/>
+          <w:sz w:val="27"/>
+          <w:szCs w:val="27"/>
+        </w:rPr>
+        <w:t>4.3 战斗调试基础设施</w:t>
+      </w:r>
+    </w:p>
+    <w:p>
+      <w:pPr>
+        <w:widowControl/>
+        <w:jc w:val="left"/>
+        <w:rPr>
+          <w:rFonts w:ascii="宋体" w:hAnsi="宋体" w:cs="宋体"/>
+          <w:kern w:val="0"/>
+          <w:sz w:val="24"/>
+        </w:rPr>
+      </w:pPr>
+    </w:p>
+    <w:p>
+      <w:pPr>
+        <w:widowControl/>
+        <w:jc w:val="left"/>
+        <w:rPr>
+          <w:rFonts w:ascii="宋体" w:hAnsi="宋体" w:cs="宋体"/>
+          <w:kern w:val="0"/>
+          <w:sz w:val="24"/>
+        </w:rPr>
+      </w:pPr>
+      <w:r>
+        <w:rPr>
+          <w:rFonts w:ascii="宋体" w:hAnsi="宋体" w:cs="宋体"/>
+          <w:kern w:val="0"/>
+          <w:sz w:val="24"/>
+        </w:rPr>
+        <w:t>VR 战斗流程从开战到近身约 10-15 秒，每次调试都走完整链路会拖慢迭代。项目配套了专用的调试工具。</w:t>
+      </w:r>
+    </w:p>
+    <w:p>
+      <w:pPr>
+        <w:widowControl/>
+        <w:jc w:val="left"/>
+        <w:rPr>
+          <w:rFonts w:ascii="宋体" w:hAnsi="宋体" w:cs="宋体"/>
+          <w:kern w:val="0"/>
+          <w:sz w:val="24"/>
+        </w:rPr>
+      </w:pPr>
+    </w:p>
+    <w:p>
+      <w:pPr>
+        <w:widowControl/>
+        <w:jc w:val="left"/>
+        <w:rPr>
+          <w:rFonts w:ascii="宋体" w:hAnsi="宋体" w:cs="宋体"/>
+          <w:kern w:val="0"/>
+          <w:sz w:val="24"/>
+        </w:rPr>
+      </w:pPr>
+      <w:r>
+        <w:rPr>
+          <w:rFonts w:ascii="宋体" w:hAnsi="宋体" w:cs="宋体"/>
+          <w:b/>
+          <w:bCs/>
+          <w:kern w:val="0"/>
+          <w:sz w:val="24"/>
+        </w:rPr>
+        <w:t>一键跳转调试（CombatTestHelper）</w:t>
+      </w:r>
+      <w:r>
+        <w:rPr>
+          <w:rFonts w:ascii="宋体" w:hAnsi="宋体" w:cs="宋体"/>
+          <w:kern w:val="0"/>
+          <w:sz w:val="24"/>
+        </w:rPr>
+        <w:t xml:space="preserve">：运行时按 </w:t>
+      </w:r>
+      <w:r>
+        <w:rPr>
+          <w:rFonts w:ascii="宋体" w:hAnsi="宋体" w:cs="宋体"/>
+          <w:b/>
+          <w:bCs/>
+          <w:kern w:val="0"/>
+          <w:sz w:val="24"/>
+        </w:rPr>
+        <w:t>T 键</w:t>
+      </w:r>
+      <w:r>
+        <w:rPr>
+          <w:rFonts w:ascii="宋体" w:hAnsi="宋体" w:cs="宋体"/>
+          <w:kern w:val="0"/>
+          <w:sz w:val="24"/>
+        </w:rPr>
+        <w:t xml:space="preserve"> 跳过行军、爬梯、翻墙、追逐全部流程，将死士瞬移到玩家面前 3 米处直接进入格斗，将单次战斗测试耗时从 15 秒缩短到瞬间。</w:t>
+      </w:r>
+    </w:p>
+    <w:p>
+      <w:pPr>
+        <w:widowControl/>
+        <w:jc w:val="left"/>
+        <w:rPr>
+          <w:rFonts w:ascii="宋体" w:hAnsi="宋体" w:cs="宋体"/>
+          <w:kern w:val="0"/>
+          <w:sz w:val="24"/>
+        </w:rPr>
+      </w:pPr>
+    </w:p>
+    <w:p>
+      <w:pPr>
+        <w:widowControl/>
+        <w:jc w:val="left"/>
+        <w:rPr>
+          <w:rFonts w:ascii="宋体" w:hAnsi="宋体" w:cs="宋体"/>
+          <w:kern w:val="0"/>
+          <w:sz w:val="24"/>
+        </w:rPr>
+      </w:pPr>
+      <w:r>
+        <w:rPr>
+          <w:rFonts w:ascii="宋体" w:hAnsi="宋体" w:cs="宋体"/>
+          <w:b/>
+          <w:bCs/>
+          <w:kern w:val="0"/>
+          <w:sz w:val="24"/>
+        </w:rPr>
+        <w:t>双端血量信息面板</w:t>
+      </w:r>
+      <w:r>
+        <w:rPr>
+          <w:rFonts w:ascii="宋体" w:hAnsi="宋体" w:cs="宋体"/>
+          <w:kern w:val="0"/>
+          <w:sz w:val="24"/>
+        </w:rPr>
+        <w:t>：通过 `OnGUI()` 在游戏画面左上角（玩家，绿色）和右上角（敌人，红色）分别绘制血条及数字，编辑器调试时可一目了然掌握战斗状态，无需翻阅日志。</w:t>
+      </w:r>
+    </w:p>
+    <w:p>
+      <w:pPr>
+        <w:widowControl/>
+        <w:jc w:val="left"/>
+        <w:rPr>
+          <w:rFonts w:ascii="宋体" w:hAnsi="宋体" w:cs="宋体"/>
+          <w:kern w:val="0"/>
+          <w:sz w:val="24"/>
+        </w:rPr>
+      </w:pPr>
+    </w:p>
+    <w:p>
+      <w:pPr>
+        <w:widowControl/>
+        <w:jc w:val="left"/>
+        <w:rPr>
+          <w:rFonts w:ascii="宋体" w:hAnsi="宋体" w:cs="宋体" w:hint="eastAsia"/>
+          <w:kern w:val="0"/>
+          <w:sz w:val="24"/>
+        </w:rPr>
+      </w:pPr>
+      <w:r>
+        <w:rPr>
+          <w:rFonts w:ascii="宋体" w:hAnsi="宋体" w:cs="宋体"/>
+          <w:b/>
+          <w:bCs/>
+          <w:kern w:val="0"/>
+          <w:sz w:val="24"/>
+        </w:rPr>
+        <w:lastRenderedPageBreak/>
+        <w:t>结构化 Combat Log</w:t>
+      </w:r>
+      <w:r>
+        <w:rPr>
+          <w:rFonts w:ascii="宋体" w:hAnsi="宋体" w:cs="宋体"/>
+          <w:kern w:val="0"/>
+          <w:sz w:val="24"/>
+        </w:rPr>
+        <w:t>：所有关键事件输出带颜色标记和 `[死士]` / `[PlayerCombat]` / `[血量]` 等统一前缀的 Debug 日志，覆盖状态流转、伤害判定、冷却过滤等每个决策分支，便于在 Console 中快速定位问题。</w:t>
       </w:r>
     </w:p>
     <w:p>
@@ -16195,7 +16847,7 @@
           <w:szCs w:val="22"/>
         </w:rPr>
       </w:pPr>
-      <w:bookmarkStart w:id="37" w:name="heading_43"/>
+      <w:bookmarkStart w:id="36" w:name="heading_43"/>
       <w:r>
         <w:rPr>
           <w:b/>
@@ -16204,7 +16856,7 @@
         </w:rPr>
         <w:t>五、团队成员贡献度</w:t>
       </w:r>
-      <w:bookmarkEnd w:id="37"/>
+      <w:bookmarkEnd w:id="36"/>
     </w:p>
     <w:p>
       <w:pPr>
@@ -16484,15 +17136,7 @@
                 <w:sz w:val="24"/>
                 <w:szCs w:val="22"/>
               </w:rPr>
-              <w:t>、贴</w:t>
-            </w:r>
-            <w:r>
-              <w:rPr>
-                <w:sz w:val="24"/>
-                <w:szCs w:val="22"/>
-              </w:rPr>
-              <w:lastRenderedPageBreak/>
-              <w:t>图）制作，战斗系统核心脚本实现</w:t>
+              <w:t>、贴图）制作，战斗系统核心脚本实现</w:t>
             </w:r>
             <w:r>
               <w:rPr>
@@ -19027,6 +19671,28 @@
       <w:szCs w:val="44"/>
     </w:rPr>
   </w:style>
+  <w:style w:type="paragraph" w:styleId="3">
+    <w:name w:val="heading 3"/>
+    <w:basedOn w:val="a"/>
+    <w:next w:val="a"/>
+    <w:link w:val="30"/>
+    <w:semiHidden/>
+    <w:unhideWhenUsed/>
+    <w:qFormat/>
+    <w:rsid w:val="00BA2159"/>
+    <w:pPr>
+      <w:keepNext/>
+      <w:keepLines/>
+      <w:spacing w:before="260" w:after="260" w:line="416" w:lineRule="auto"/>
+      <w:outlineLvl w:val="2"/>
+    </w:pPr>
+    <w:rPr>
+      <w:b/>
+      <w:bCs/>
+      <w:sz w:val="32"/>
+      <w:szCs w:val="32"/>
+    </w:rPr>
+  </w:style>
   <w:style w:type="paragraph" w:styleId="4">
     <w:name w:val="heading 4"/>
     <w:basedOn w:val="a"/>
@@ -19053,6 +19719,7 @@
   <w:style w:type="character" w:default="1" w:styleId="a0">
     <w:name w:val="Default Paragraph Font"/>
     <w:uiPriority w:val="1"/>
+    <w:semiHidden/>
     <w:unhideWhenUsed/>
   </w:style>
   <w:style w:type="table" w:default="1" w:styleId="a1">
@@ -19174,6 +19841,20 @@
       <w:kern w:val="2"/>
       <w:sz w:val="28"/>
       <w:szCs w:val="28"/>
+    </w:rPr>
+  </w:style>
+  <w:style w:type="character" w:customStyle="1" w:styleId="30">
+    <w:name w:val="标题 3 字符"/>
+    <w:basedOn w:val="a0"/>
+    <w:link w:val="3"/>
+    <w:semiHidden/>
+    <w:rsid w:val="00BA2159"/>
+    <w:rPr>
+      <w:b/>
+      <w:bCs/>
+      <w:kern w:val="2"/>
+      <w:sz w:val="32"/>
+      <w:szCs w:val="32"/>
     </w:rPr>
   </w:style>
 </w:styles>
